--- a/rajasthan-nurse-50/Test_41_Full_Test_Ordered.docx
+++ b/rajasthan-nurse-50/Test_41_Full_Test_Ordered.docx
@@ -34,7 +34,7 @@
     </w:p>
     <w:p>
       <w:r>
-        <w:t>Solution: Onset is when the effect begins; peak is maximum effect.</w:t>
+        <w:t>Solution: ✅ Correct Answer: A. Onset of action | 🧠 Clinical Rationale: Onset is when the effect begins; peak is maximum effect. | ❌ Why Not Others? | B — Duration of action: not the appropriate nursing action here | C — Half-life: not the appropriate nursing action here | D — Side effect: not the appropriate nursing action here | ⚠️ Exam Trap: Read the exact question — the correct fact and its look-alike options are easy to interchange. | 💎 PNC Pearl: Onset of action → Onset is when the effect begins; peak is maximum effect</w:t>
       </w:r>
     </w:p>
     <w:p>
@@ -79,7 +79,7 @@
     </w:p>
     <w:p>
       <w:r>
-        <w:t>Solution: Ethical research requires voluntary informed consent.</w:t>
+        <w:t>Solution: ✅ Correct Answer: A. Before participation, with full disclosure | 🧠 Clinical Rationale: Ethical research requires voluntary informed consent. | ❌ Why Not Others? | B — After the study: not the appropriate nursing action here | C — Only from relatives: not the appropriate nursing action here | D — Only in emergencies: not the appropriate nursing action here | ⚠️ Exam Trap: Read the exact question — the correct fact and its look-alike options are easy to interchange. | 💎 PNC Pearl: Before participation, with full disclosure → Ethical research requires voluntary informed consent</w:t>
       </w:r>
     </w:p>
     <w:p>
@@ -124,7 +124,7 @@
     </w:p>
     <w:p>
       <w:r>
-        <w:t>Solution: Chikungunya causes fever with severe joint pain.</w:t>
+        <w:t>Solution: ✅ Correct Answer: A. Chikungunya virus (alphavirus) | 🧠 Clinical Rationale: Chikungunya causes fever with severe joint pain. | ❌ Why Not Others? | B — Dengue virus: Dengue causes fever, rash, and thrombocytopenia; watch for warning signs of shock. | C — Zika: not the appropriate nursing action here | D — JE virus: JE causes fever, seizures, and altered sensorium; JE vaccine and vector control prevent it. | ⚠️ Exam Trap: Read the exact question — the correct fact and its look-alike options are easy to interchange. | 💎 PNC Pearl: Chikungunya virus (alphavirus) → Chikungunya causes fever with severe joint pain</w:t>
       </w:r>
     </w:p>
     <w:p>
@@ -169,7 +169,7 @@
     </w:p>
     <w:p>
       <w:r>
-        <w:t>Solution: Faeculent vomit signals serious obstruction.</w:t>
+        <w:t>Solution: ✅ Correct Answer: A. Advanced or distal obstruction | 🧠 Clinical Rationale: Faeculent vomit signals serious obstruction. | ❌ Why Not Others? | B — Normal recovery: not the appropriate nursing action here | C — Allergy: Screening prevents anaphylaxis; also send cultures before starting therapy. | D — Dehydration: Depressed fontanelle with poor skin turgor indicates dehydration. | ⚠️ Exam Trap: Read the exact question — the correct fact and its look-alike options are easy to interchange. | 💎 PNC Pearl: Advanced or distal obstruction → Faeculent vomit signals serious obstruction</w:t>
       </w:r>
     </w:p>
     <w:p>
@@ -214,7 +214,7 @@
     </w:p>
     <w:p>
       <w:r>
-        <w:t>Solution: Planning cycle: assessment, priority, targets, resources, evaluation.</w:t>
+        <w:t>Solution: ✅ Correct Answer: A. Five-year/long-term plans aligned with SDGs | 🧠 Clinical Rationale: Planning cycle: assessment, priority, targets, resources, evaluation. | ❌ Why Not Others? | B — Ad hoc: not the appropriate nursing action here | C — Diet: INH depletes B6; supplement to prevent neuropathy. | D — Climate: NMSA promotes sustainable agriculture. | ⚠️ Exam Trap: Read the exact question — the correct fact and its look-alike options are easy to interchange. | 💎 PNC Pearl: Five-year/long-term plans aligned with SDGs → Planning cycle: assessment, priority, targets, resources, evaluation</w:t>
       </w:r>
     </w:p>
     <w:p>
@@ -259,7 +259,7 @@
     </w:p>
     <w:p>
       <w:r>
-        <w:t>Solution: Phantom pain and stump care are priorities.</w:t>
+        <w:t>Solution: ✅ Correct Answer: A. Stump healing, pain, and phantom limb sensation | 🧠 Clinical Rationale: Phantom pain and stump care are priorities. | ❌ Why Not Others? | B — Only appetite: not the appropriate nursing action here | C — Only sleep: not the appropriate nursing action here | D — Nothing: Never induce vomiting after hydrocarbon ingestion — aspiration pneumonia risk; obtain urgent care. | ⚠️ Exam Trap: Read the exact question — the correct fact and its look-alike options are easy to interchange. | 💎 PNC Pearl: Stump healing, pain, and phantom limb sensation → Phantom pain and stump care are priorities</w:t>
       </w:r>
     </w:p>
     <w:p>
@@ -304,7 +304,7 @@
     </w:p>
     <w:p>
       <w:r>
-        <w:t>Solution: A wrong cuff size causes false readings: too small → falsely high.</w:t>
+        <w:t>Solution: ✅ Correct Answer: A. An improperly sized cuff | 🧠 Clinical Rationale: A wrong cuff size causes false readings: too small → falsely high. | ❌ Why Not Others? | B — The room light: not the appropriate nursing action here | C — The client's hair: not the appropriate nursing action here | D — The clock: not the appropriate nursing action here | ⚠️ Exam Trap: Read the exact question — the correct fact and its look-alike options are easy to interchange. | 💎 PNC Pearl: An improperly sized cuff → A wrong cuff size causes false readings: too small → falsely high</w:t>
       </w:r>
     </w:p>
     <w:p>
@@ -349,7 +349,7 @@
     </w:p>
     <w:p>
       <w:r>
-        <w:t>Solution: Peritonitis is a surgical emergency.</w:t>
+        <w:t>Solution: ✅ Correct Answer: A. Abdominal rigidity, fever, and shock | 🧠 Clinical Rationale: Peritonitis is a surgical emergency. | ❌ Why Not Others? | B — Only appetite: not the appropriate nursing action here | C — Only sleep: not the appropriate nursing action here | D — Nothing: Never induce vomiting after hydrocarbon ingestion — aspiration pneumonia risk; obtain urgent care. | ⚠️ Exam Trap: Read the exact question — the correct fact and its look-alike options are easy to interchange. | 💎 PNC Pearl: Abdominal rigidity, fever, and shock → Peritonitis is a surgical emergency</w:t>
       </w:r>
     </w:p>
     <w:p>
@@ -394,7 +394,7 @@
     </w:p>
     <w:p>
       <w:r>
-        <w:t>Solution: Street theatre and songs communicate health in local idiom.</w:t>
+        <w:t>Solution: ✅ Correct Answer: A. Cultural resonance for health messages | 🧠 Clinical Rationale: Street theatre and songs communicate health in local idiom. | ❌ Why Not Others? | B — Entertainment only: not the appropriate nursing action here | C — Diet: INH depletes B6; supplement to prevent neuropathy. | D — Climate: NMSA promotes sustainable agriculture. | ⚠️ Exam Trap: Read the exact question — the correct fact and its look-alike options are easy to interchange. | 💎 PNC Pearl: Cultural resonance for health messages → Street theatre and songs communicate health in local idiom</w:t>
       </w:r>
     </w:p>
     <w:p>
@@ -439,7 +439,7 @@
     </w:p>
     <w:p>
       <w:r>
-        <w:t>Solution: IFA tablets, deworming, and fortified foods prevent anaemia.</w:t>
+        <w:t>Solution: ✅ Correct Answer: A. Iron-folic acid supplementation and dietary diversity | 🧠 Clinical Rationale: IFA tablets, deworming, and fortified foods prevent anaemia. | ❌ Why Not Others? | B — Transfusion: Exchange transfusion rapidly lowers bilirubin and antibodies when phototherapy fails or levels are dangerous. | C — Diet: INH depletes B6; supplement to prevent neuropathy. | D — Climate: NMSA promotes sustainable agriculture. | ⚠️ Exam Trap: Don’t confuse "Iron-folic acid supplementation and dietary diversity" with "Diet" — they look alike and are easy to interchange. | 💎 PNC Pearl: Iron-folic acid supplementation and dietary diversity → IFA tablets, deworming, and fortified foods prevent anaemia</w:t>
       </w:r>
     </w:p>
     <w:p>
@@ -484,7 +484,7 @@
     </w:p>
     <w:p>
       <w:r>
-        <w:t>Solution: Dysgenesis (absent/hypoplastic gland) is the commonest cause; screen at birth to prevent cretinism.</w:t>
+        <w:t>Solution: ✅ Correct Answer: A. Thyroid dysgenesis | 🧠 Clinical Rationale: Dysgenesis (absent/hypoplastic gland) is the commonest cause; screen at birth to prevent cretinism. | ❌ Why Not Others? | B — Iodine excess: not the appropriate nursing action here | C — Pituitary tumour: not the appropriate nursing action here | D — Autoimmune disease always: not the appropriate nursing action here | ⚠️ Exam Trap: Read the exact question — the correct fact and its look-alike options are easy to interchange. | 💎 PNC Pearl: Thyroid dysgenesis → Dysgenesis (absent/hypoplastic gland) is the commonest cause; screen at birth to prevent cretinism</w:t>
       </w:r>
     </w:p>
     <w:p>
@@ -529,7 +529,7 @@
     </w:p>
     <w:p>
       <w:r>
-        <w:t>Solution: Elevation eases eating and digestion.</w:t>
+        <w:t>Solution: ✅ Correct Answer: A. Meals | 🧠 Clinical Rationale: Elevation eases eating and digestion. | ❌ Why Not Others? | B — Sleep: Quiet, comfortable surroundings aid sleep. | C — Rest: Bowel rest and gradual diet advance manage diverticulitis; fibre later prevents recurrence. | D — Bathing: not the appropriate nursing action here | ⚠️ Exam Trap: Read the exact question — the correct fact and its look-alike options are easy to interchange. | 💎 PNC Pearl: Meals → Elevation eases eating and digestion</w:t>
       </w:r>
     </w:p>
     <w:p>
@@ -574,7 +574,7 @@
     </w:p>
     <w:p>
       <w:r>
-        <w:t>Solution: Aqueous drains at the trabecular meshwork.</w:t>
+        <w:t>Solution: ✅ Correct Answer: A. Canal of Schlemm | 🧠 Clinical Rationale: Aqueous drains at the trabecular meshwork. | ❌ Why Not Others? | B — Optic nerve: CN II transmits visual information to the brain. | C — Vitreous body: not the appropriate nursing action here | D — Lacrimal duct: not the appropriate nursing action here | ⚠️ Exam Trap: Read the exact question — the correct fact and its look-alike options are easy to interchange. | 💎 PNC Pearl: Canal of Schlemm → Aqueous drains at the trabecular meshwork</w:t>
       </w:r>
     </w:p>
     <w:p>
@@ -619,7 +619,7 @@
     </w:p>
     <w:p>
       <w:r>
-        <w:t>Solution: Reducing stimuli helps calm manic behaviour.</w:t>
+        <w:t>Solution: ✅ Correct Answer: A. Providing a low-stimulation environment | 🧠 Clinical Rationale: Reducing stimuli helps calm manic behaviour. | ❌ Why Not Others? | B — Encouraging group games: not the appropriate nursing action here | C — Allowing unrestricted activity: not the appropriate nursing action here | D — Isolating with no activity: not the appropriate nursing action here | ⚠️ Exam Trap: Read the exact question — the correct fact and its look-alike options are easy to interchange. | 💎 PNC Pearl: Providing a low-stimulation environment → Reducing stimuli helps calm manic behaviour</w:t>
       </w:r>
     </w:p>
     <w:p>
@@ -664,7 +664,7 @@
     </w:p>
     <w:p>
       <w:r>
-        <w:t>Solution: Shivering raises temperature and must be avoided.</w:t>
+        <w:t>Solution: ✅ Correct Answer: A. Shivering | 🧠 Clinical Rationale: Shivering raises temperature and must be avoided. | ❌ Why Not Others? | B — Sweating: Encourage fluids during fever. | C — Drowsiness: First-generation antihistamines sedate. | D — Yawning: Withdrawal is unpleasant but not usually fatal; manage with buprenorphine. | ⚠️ Exam Trap: Read the exact question — the correct fact and its look-alike options are easy to interchange. | 💎 PNC Pearl: Shivering → raises temperature and must be avoided</w:t>
       </w:r>
     </w:p>
     <w:p>
@@ -709,7 +709,7 @@
     </w:p>
     <w:p>
       <w:r>
-        <w:t>Solution: Stretch marks fade after delivery; moisturizers may help appearance.</w:t>
+        <w:t>Solution: ✅ Correct Answer: A. Skin stretching with hormonal changes | 🧠 Clinical Rationale: Stretch marks fade after delivery; moisturizers may help appearance. | ❌ Why Not Others? | B — Disease: Sickle cell, congenital heart disease, and infections cause most paediatric strokes. | C — Diet: INH depletes B6; supplement to prevent neuropathy. | D — Exercise: Calcium, vitamin D, and fall prevention maintain bone health. | ⚠️ Exam Trap: Read the exact question — the correct fact and its look-alike options are easy to interchange. | 💎 PNC Pearl: Skin stretching with hormonal changes → Stretch marks fade after delivery; moisturizers may help appearance</w:t>
       </w:r>
     </w:p>
     <w:p>
@@ -754,7 +754,7 @@
     </w:p>
     <w:p>
       <w:r>
-        <w:t>Solution: Spinal alignment is maintained by log-rolling.</w:t>
+        <w:t>Solution: ✅ Correct Answer: A. Spine | 🧠 Clinical Rationale: Spinal alignment is maintained by log-rolling. | ❌ Why Not Others? | B — Finger: not the appropriate nursing action here | C — Rib: not the appropriate nursing action here | D — Tibia: Osteosarcoma arises near the knee in adolescents. | ⚠️ Exam Trap: Read the exact question — the correct fact and its look-alike options are easy to interchange. | 💎 PNC Pearl: Spine → Spinal alignment is maintained by log-rolling</w:t>
       </w:r>
     </w:p>
     <w:p>
@@ -799,7 +799,7 @@
     </w:p>
     <w:p>
       <w:r>
-        <w:t>Solution: Pancreatic enzymes digest proteins, carbs, and fats.</w:t>
+        <w:t>Solution: ✅ Correct Answer: A. Trypsinogen, amylase, and lipase | 🧠 Clinical Rationale: Pancreatic enzymes digest proteins, carbs, and fats. | ❌ Why Not Others? | B — Pepsin only: not the appropriate nursing action here | C — Bile salts: not the appropriate nursing action here | D — Mucus only: not the appropriate nursing action here | ⚠️ Exam Trap: Read the exact question — the correct fact and its look-alike options are easy to interchange. | 💎 PNC Pearl: Trypsinogen, amylase, and lipase → Pancreatic enzymes digest proteins, carbs, and fats</w:t>
       </w:r>
     </w:p>
     <w:p>
@@ -844,7 +844,7 @@
     </w:p>
     <w:p>
       <w:r>
-        <w:t>Solution: Clinical signs of dehydration guide ORS versus IV fluids.</w:t>
+        <w:t>Solution: ✅ Correct Answer: A. Skin turgor, anterior fontanelle, urine output, and mucosa | 🧠 Clinical Rationale: Clinical signs of dehydration guide ORS versus IV fluids. | ❌ Why Not Others? | B — Blood group: Double-checking at the bedside prevents ABO mismatch. | C — Hair colour: not the appropriate nursing action here | D — Nail length: not the appropriate nursing action here | ⚠️ Exam Trap: Read the exact question — the correct fact and its look-alike options are easy to interchange. | 💎 PNC Pearl: Skin turgor, anterior fontanelle, urine output, and mucosa → Clinical signs of dehydration guide ORS versus IV fluids</w:t>
       </w:r>
     </w:p>
     <w:p>
@@ -889,7 +889,7 @@
     </w:p>
     <w:p>
       <w:r>
-        <w:t>Solution: Scores 7–10 = normal; 4–6 = moderate depression; 0–3 = severe depression requiring resuscitation.</w:t>
+        <w:t>Solution: ✅ Correct Answer: A. Normal newborn status | 🧠 Clinical Rationale: Scores 7–10 = normal; 4–6 = moderate depression; 0–3 = severe depression requiring resuscitation. | ❌ Why Not Others? | B — Severe depression: ECT is highly effective in severe/psychotic depression, catatonia, and treatment-resistant cases. | C — Moderate depression: not the appropriate nursing action here | D — Stillbirth: ICP raises risks of preterm delivery and unexplained stillbirth; monitor and plan delivery. | ⚠️ Exam Trap: Read the exact question — the correct fact and its look-alike options are easy to interchange. | 💎 PNC Pearl: Normal newborn status → Scores 7–10 = normal; 4–6 = moderate depression; 0–3 = severe depression requiring resuscitation</w:t>
       </w:r>
     </w:p>
     <w:p>
@@ -934,7 +934,7 @@
     </w:p>
     <w:p>
       <w:r>
-        <w:t>Solution: Negative symptoms cause disability and respond poorly to medication.</w:t>
+        <w:t>Solution: ✅ Correct Answer: A. Avolition, alogia, and affective flattening | 🧠 Clinical Rationale: Negative symptoms cause disability and respond poorly to medication. | ❌ Why Not Others? | B — Hallucinations: LBD features visual hallucinations, parkinsonism, and marked fluctuations. | C — Delusions: Persecution (being harmed, spied on) is the commonest delusion. | D — Agitation: Stimulants cause sympathetic excess: hypertension, tachycardia, hyperthermia, and psychosis. | ⚠️ Exam Trap: Read the exact question — the correct fact and its look-alike options are easy to interchange. | 💎 PNC Pearl: Avolition, alogia, and affective flattening → Negative symptoms cause disability and respond poorly to medication</w:t>
       </w:r>
     </w:p>
     <w:p>
@@ -979,7 +979,7 @@
     </w:p>
     <w:p>
       <w:r>
-        <w:t>Solution: Depots, family support, and psychoeducation prevent relapse.</w:t>
+        <w:t>Solution: ✅ Correct Answer: A. Medication non-adherence | 🧠 Clinical Rationale: Depots, family support, and psychoeducation prevent relapse. | ❌ Why Not Others? | B — Diet always: not the appropriate nursing action here | C — Exercise always: not the appropriate nursing action here | D — Vaccination: Absence of a scar does not mean no protection; check vaccination records. | ⚠️ Exam Trap: Read the exact question — the correct fact and its look-alike options are easy to interchange. | 💎 PNC Pearl: Medication non-adherence → Depots, family support, and psychoeducation prevent relapse</w:t>
       </w:r>
     </w:p>
     <w:p>
@@ -1024,7 +1024,7 @@
     </w:p>
     <w:p>
       <w:r>
-        <w:t>Solution: Keto needs medical supervision; not for everyone.</w:t>
+        <w:t>Solution: ✅ Correct Answer: A. Nutrient deficiency and adverse lipid effects | 🧠 Clinical Rationale: Keto needs medical supervision; not for everyone. | ❌ Why Not Others? | B — Weight loss: Severe vomiting causes dehydration, hypokalaemia, ketosis, and weight loss; IV fluids and antiemetics are n... | C — Diet: INH depletes B6; supplement to prevent neuropathy. | D — Climate: NMSA promotes sustainable agriculture. | ⚠️ Exam Trap: Read the exact question — the correct fact and its look-alike options are easy to interchange. | 💎 PNC Pearl: Nutrient deficiency and adverse lipid effects → Keto needs medical supervision; not for everyone</w:t>
       </w:r>
     </w:p>
     <w:p>
@@ -1069,7 +1069,7 @@
     </w:p>
     <w:p>
       <w:r>
-        <w:t>Solution: Droplet precautions apply to bacterial meningitis.</w:t>
+        <w:t>Solution: ✅ Correct Answer: A. Meningitis (bacterial) | 🧠 Clinical Rationale: Droplet precautions apply to bacterial meningitis. | ❌ Why Not Others? | B — Tuberculosis: TB is the leading airborne killer; case finding and DOTS cure it. | C — Wound infection: Surgical site infection is the most common postoperative complication. | D — Hepatitis: HBIG plus vaccine protects after HBV exposure. | ⚠️ Exam Trap: Read the exact question — the correct fact and its look-alike options are easy to interchange. | 💎 PNC Pearl: Meningitis (bacterial) → Droplet precautions apply to bacterial meningitis</w:t>
       </w:r>
     </w:p>
     <w:p>
@@ -1114,7 +1114,7 @@
     </w:p>
     <w:p>
       <w:r>
-        <w:t>Solution: Trypsin breaks proteins into peptides.</w:t>
+        <w:t>Solution: ✅ Correct Answer: A. Trypsin | 🧠 Clinical Rationale: Trypsin breaks proteins into peptides. | ❌ Why Not Others? | B — Amylase: Salivary amylase breaks down starch into maltose. | C — Maltase: not the appropriate nursing action here | D — Lactase: Lactose intolerance causes bloating and diarrhoea after milk. | ⚠️ Exam Trap: Read the exact question — the correct fact and its look-alike options are easy to interchange. | 💎 PNC Pearl: Trypsin → breaks proteins into peptides</w:t>
       </w:r>
     </w:p>
     <w:p>
@@ -1159,7 +1159,7 @@
     </w:p>
     <w:p>
       <w:r>
-        <w:t>Solution: Event-related shelf life depends on conditions.</w:t>
+        <w:t>Solution: ✅ Correct Answer: A. The wrapper, storage, and handling | 🧠 Clinical Rationale: Event-related shelf life depends on conditions. | ❌ Why Not Others? | B — Only the date: not the appropriate nursing action here | C — The colour: not the appropriate nursing action here | D — The weight: Dose verification prevents paediatric errors. | ⚠️ Exam Trap: Read the exact question — the correct fact and its look-alike options are easy to interchange. | 💎 PNC Pearl: The wrapper, storage, and handling → Event-related shelf life depends on conditions</w:t>
       </w:r>
     </w:p>
     <w:p>
@@ -1204,7 +1204,7 @@
     </w:p>
     <w:p>
       <w:r>
-        <w:t>Solution: Mass media raise awareness; combine with interpersonal communication.</w:t>
+        <w:t>Solution: ✅ Correct Answer: A. Reaching large populations (radio, TV, mobile) | 🧠 Clinical Rationale: Mass media raise awareness; combine with interpersonal communication. | ❌ Why Not Others? | B — Individual care: not the appropriate nursing action here | C — Diet: INH depletes B6; supplement to prevent neuropathy. | D — Climate: NMSA promotes sustainable agriculture. | ⚠️ Exam Trap: Read the exact question — the correct fact and its look-alike options are easy to interchange. | 💎 PNC Pearl: Reaching large populations (radio, TV, mobile) → Mass media raise awareness; combine with interpersonal communication</w:t>
       </w:r>
     </w:p>
     <w:p>
@@ -1249,7 +1249,7 @@
     </w:p>
     <w:p>
       <w:r>
-        <w:t>Solution: Two-way, simple, culturally appropriate messages work best.</w:t>
+        <w:t>Solution: ✅ Correct Answer: A. Using jargon and one-way messages | 🧠 Clinical Rationale: Two-way, simple, culturally appropriate messages work best. | ❌ Why Not Others? | B — Too much detail: not the appropriate nursing action here | C — Diet: INH depletes B6; supplement to prevent neuropathy. | D — Climate: NMSA promotes sustainable agriculture. | ⚠️ Exam Trap: Read the exact question — the correct fact and its look-alike options are easy to interchange. | 💎 PNC Pearl: Using jargon and one-way messages → Two-way, simple, culturally appropriate messages work best</w:t>
       </w:r>
     </w:p>
     <w:p>
@@ -1294,7 +1294,7 @@
     </w:p>
     <w:p>
       <w:r>
-        <w:t>Solution: Evaluation measures outcomes and revises the plan.</w:t>
+        <w:t>Solution: ✅ Correct Answer: A. Evaluation | 🧠 Clinical Rationale: Evaluation measures outcomes and revises the plan. | ❌ Why Not Others? | B — Assessment: Collects data to guide all subsequent steps. | C — Planning: Sets objectives and strategies before other functions. | D — Implementation: National programmes set policy; states and districts implement. | ⚠️ Exam Trap: Read the exact question — the correct fact and its look-alike options are easy to interchange. | 💎 PNC Pearl: Evaluation → measures outcomes and revises the plan</w:t>
       </w:r>
     </w:p>
     <w:p>
@@ -1339,7 +1339,7 @@
     </w:p>
     <w:p>
       <w:r>
-        <w:t>Solution: Melatonin regulates circadian rhythm.</w:t>
+        <w:t>Solution: ✅ Correct Answer: A. Melatonin | 🧠 Clinical Rationale: Melatonin regulates circadian rhythm. | ❌ Why Not Others? | B — Cortisol: Cortisol = Adrenal cortex | C — Thyroxine: Thyroid hormones control metabolism. | D — Oxytocin: Triggers milk let-down; prolactin stimulates milk production. | ⚠️ Exam Trap: Read the exact question — the correct fact and its look-alike options are easy to interchange. | 💎 PNC Pearl: Melatonin → regulates circadian rhythm</w:t>
       </w:r>
     </w:p>
     <w:p>
@@ -1384,7 +1384,7 @@
     </w:p>
     <w:p>
       <w:r>
-        <w:t>Solution: PII identifies individuals and must be protected.</w:t>
+        <w:t>Solution: ✅ Correct Answer: A. Personally Identifiable Information | 🧠 Clinical Rationale: PII identifies individuals and must be protected. | ❌ Why Not Others? | B — Patient Initial Investigation: not the appropriate nursing action here | C — Primary Individual Index: not the appropriate nursing action here | D — Personal Injury Insurance: not the appropriate nursing action here | ⚠️ Exam Trap: Read the exact question — the correct fact and its look-alike options are easy to interchange. | 💎 PNC Pearl: Personally Identifiable Information → PII identifies individuals and must be protected</w:t>
       </w:r>
     </w:p>
     <w:p>
@@ -1429,7 +1429,7 @@
     </w:p>
     <w:p>
       <w:r>
-        <w:t>Solution: Rods are sensitive to low light.</w:t>
+        <w:t>Solution: ✅ Correct Answer: A. Vision in dim light | 🧠 Clinical Rationale: Rods are sensitive to low light. | ❌ Why Not Others? | B — Colour vision: The fovea is packed with cones. | C — Sharp central vision: not the appropriate nursing action here | D — Eye movement: not the appropriate nursing action here | ⚠️ Exam Trap: Read the exact question — the correct fact and its look-alike options are easy to interchange. | 💎 PNC Pearl: Vision in dim light → Rods are sensitive to low light</w:t>
       </w:r>
     </w:p>
     <w:p>
@@ -1474,7 +1474,7 @@
     </w:p>
     <w:p>
       <w:r>
-        <w:t>Solution: Vitamin A deficiency causes xerophthalmia; give high-dose vitamin A per protocol.</w:t>
+        <w:t>Solution: ✅ Correct Answer: A. Inadequate intake and repeated infections | 🧠 Clinical Rationale: Vitamin A deficiency causes xerophthalmia; give high-dose vitamin A per protocol. | ❌ Why Not Others? | B — Excess intake: not the appropriate nursing action here | C — Genetics: Diet and heredity drive LDL; statins and lifestyle lower it. | D — Trauma: Birth trauma, episiotomy pain, and epidurals impair bladder sensation; monitor voiding closely. | ⚠️ Exam Trap: Read the exact question — the correct fact and its look-alike options are easy to interchange. | 💎 PNC Pearl: Inadequate intake and repeated infections → Vitamin A deficiency causes xerophthalmia; give high-dose vitamin A per protocol</w:t>
       </w:r>
     </w:p>
     <w:p>
@@ -1519,7 +1519,7 @@
     </w:p>
     <w:p>
       <w:r>
-        <w:t>Solution: Adenosine terminates most supraventricular tachycardias.</w:t>
+        <w:t>Solution: ✅ Correct Answer: A. Adenosine (with vagal manoeuvres) | 🧠 Clinical Rationale: Adenosine terminates most supraventricular tachycardias. | ❌ Why Not Others? | B — Atropine: Raises the heart rate in symptomatic bradycardia. — not the first drug given | C — Amiodarone only: not the first drug given | D — Digoxin: Count the apical pulse for 1 minute; hold digoxin if &lt;60 in adults. — not the first drug given | ⚠️ Exam Trap: Read the exact question — the correct fact and its look-alike options are easy to interchange. | 💎 PNC Pearl: Adenosine (with vagal manoeuvres) = the first drug given</w:t>
       </w:r>
     </w:p>
     <w:p>
@@ -1564,7 +1564,7 @@
     </w:p>
     <w:p>
       <w:r>
-        <w:t>Solution: Keeping the ear up lets drops reach the canal.</w:t>
+        <w:t>Solution: ✅ Correct Answer: A. Uppermost for 5-10 minutes after instillation | 🧠 Clinical Rationale: Keeping the ear up lets drops reach the canal. | ❌ Why Not Others? | B — Downwards: not the appropriate nursing action here | C — In any position: not the appropriate nursing action here | D — Covered immediately: not the appropriate nursing action here | ⚠️ Exam Trap: Read the exact question — the correct fact and its look-alike options are easy to interchange. | 💎 PNC Pearl: Uppermost for 5-10 minutes after instillation → Keeping the ear up lets drops reach the canal</w:t>
       </w:r>
     </w:p>
     <w:p>
@@ -1609,7 +1609,7 @@
     </w:p>
     <w:p>
       <w:r>
-        <w:t>Solution: Stop immediately, maintain IV access, and notify the team.</w:t>
+        <w:t>Solution: ✅ Correct Answer: A. Stop the transfusion and keep the line open with saline | 🧠 Clinical Rationale: Stop immediately, maintain IV access, and notify the team. | ❌ Why Not Others? | B — Speed the transfusion: not the first action | C — Ignore symptoms: not the first action | D — Disconnect everything: not the first action | ⚠️ Exam Trap: In priority questions, choose the immediate life-saving nursing action before notification, investigation, or documentation. | 🩺 Clinical Thinking: Recognize → Stabilize → Reassess → Escalate | 💎 PNC Pearl: Stop the transfusion and keep the line open with saline = the first action</w:t>
       </w:r>
     </w:p>
     <w:p>
@@ -1654,7 +1654,7 @@
     </w:p>
     <w:p>
       <w:r>
-        <w:t>Solution: Toddlers assert autonomy with feeding, toileting, and movement.</w:t>
+        <w:t>Solution: ✅ Correct Answer: A. Toddlerhood (1-3 years) | 🧠 Clinical Rationale: Toddlers assert autonomy with feeding, toileting, and movement. | ❌ Why Not Others? | B — Infancy: Early detection, medical control, and surgery improve survival. | C — School age: not the appropriate nursing action here | D — Adolescence: Panic disorder typically begins in late teens to mid-30s. | ⚠️ Exam Trap: Read the exact question — the correct fact and its look-alike options are easy to interchange. | 💎 PNC Pearl: Toddlerhood (1-3 years) → Toddlers assert autonomy with feeding, toileting, and movement</w:t>
       </w:r>
     </w:p>
     <w:p>
@@ -1699,7 +1699,7 @@
     </w:p>
     <w:p>
       <w:r>
-        <w:t>Solution: NUHM covers urban health needs.</w:t>
+        <w:t>Solution: ✅ Correct Answer: A. National Urban Health Mission | 🧠 Clinical Rationale: NUHM covers urban health needs. | ❌ Why Not Others? | B — National Union Health Mission: not the appropriate nursing action here | C — New Urban Health Model: not the appropriate nursing action here | D — National Universal Health Mission: not the appropriate nursing action here | ⚠️ Exam Trap: Don’t confuse "National Urban Health Mission" with "National Union Health Mission" — they look alike and are easy to interchange. | 💎 PNC Pearl: National Urban Health Mission → NUHM covers urban health needs</w:t>
       </w:r>
     </w:p>
     <w:p>
@@ -1744,7 +1744,7 @@
     </w:p>
     <w:p>
       <w:r>
-        <w:t>Solution: Damaged valves and shunts predispose to endocarditis; antibiotic prophylaxis for procedures.</w:t>
+        <w:t>Solution: ✅ Correct Answer: A. Congenital heart disease with bacteraemia | 🧠 Clinical Rationale: Damaged valves and shunts predispose to endocarditis; antibiotic prophylaxis for procedures. | ❌ Why Not Others? | B — Normal heart always: not the appropriate nursing action here | C — Diet: INH depletes B6; supplement to prevent neuropathy. | D — Exercise: Calcium, vitamin D, and fall prevention maintain bone health. | ⚠️ Exam Trap: Read the exact question — the correct fact and its look-alike options are easy to interchange. | 💎 PNC Pearl: Congenital heart disease with bacteraemia → Damaged valves and shunts predispose to endocarditis; antibiotic prophylaxis for procedures</w:t>
       </w:r>
     </w:p>
     <w:p>
@@ -1789,7 +1789,7 @@
     </w:p>
     <w:p>
       <w:r>
-        <w:t>Solution: Antibiotic-associated diarrhoea needs evaluation.</w:t>
+        <w:t>Solution: ✅ Correct Answer: A. Persistent diarrhoea, which may indicate C. difficile | 🧠 Clinical Rationale: Antibiotic-associated diarrhoea needs evaluation. | ❌ Why Not Others? | B — Improved symptoms: not the appropriate nursing action here | C — Constipation: Opioids slow GI motility; prophylactic stool softeners and fluids are routine. | D — Weight gain: Low metabolism causes cold intolerance, weight gain, and bradycardia. | ⚠️ Exam Trap: Read the exact question — the correct fact and its look-alike options are easy to interchange. | 💎 PNC Pearl: Persistent diarrhoea, which may indicate C. difficile → Antibiotic-associated diarrhoea needs evaluation</w:t>
       </w:r>
     </w:p>
     <w:p>
@@ -1834,7 +1834,7 @@
     </w:p>
     <w:p>
       <w:r>
-        <w:t>Solution: Restraint during seizures risks fractures.</w:t>
+        <w:t>Solution: ✅ Correct Answer: A. May cause injury | 🧠 Clinical Rationale: Restraint during seizures risks fractures. | ❌ Why Not Others? | B — Shortens the seizure: not the appropriate nursing action here | C — Is required: not the appropriate nursing action here | D — Helps breathing: not the appropriate nursing action here | ⚠️ Exam Trap: Read the exact question — the correct fact and its look-alike options are easy to interchange. | 💎 PNC Pearl: May cause injury → Restraint during seizures risks fractures</w:t>
       </w:r>
     </w:p>
     <w:p>
@@ -1879,7 +1879,7 @@
     </w:p>
     <w:p>
       <w:r>
-        <w:t>Solution: Rejection and immunosuppression risks are high.</w:t>
+        <w:t>Solution: ✅ Correct Answer: A. Signs of rejection and infection | 🧠 Clinical Rationale: Rejection and immunosuppression risks are high. | ❌ Why Not Others? | B — Only appetite: not the appropriate nursing action here | C — Only sleep: not the appropriate nursing action here | D — Nothing: Never induce vomiting after hydrocarbon ingestion — aspiration pneumonia risk; obtain urgent care. | ⚠️ Exam Trap: Read the exact question — the correct fact and its look-alike options are easy to interchange. | 💎 PNC Pearl: Signs of rejection and infection → Rejection and immunosuppression risks are high</w:t>
       </w:r>
     </w:p>
     <w:p>
@@ -1924,7 +1924,7 @@
     </w:p>
     <w:p>
       <w:r>
-        <w:t>Solution: The mid-cycle LH surge triggers ovulation.</w:t>
+        <w:t>Solution: ✅ Correct Answer: A. LH surge | 🧠 Clinical Rationale: The mid-cycle LH surge triggers ovulation. | ❌ Why Not Others? | B — FSH: not the appropriate nursing action here | C — Prolactin: From the anterior pituitary drives milk synthesis. | D — Oxytocin: Triggers milk let-down; prolactin stimulates milk production. | ⚠️ Exam Trap: Read the exact question — the correct fact and its look-alike options are easy to interchange. | 💎 PNC Pearl: LH surge → The mid-cycle triggers ovulation</w:t>
       </w:r>
     </w:p>
     <w:p>
@@ -1969,7 +1969,7 @@
     </w:p>
     <w:p>
       <w:r>
-        <w:t>Solution: Long-term levodopa causes motor fluctuations.</w:t>
+        <w:t>Solution: ✅ Correct Answer: A. Dyskinesias and 'on-off' fluctuations | 🧠 Clinical Rationale: Long-term levodopa causes motor fluctuations. | ❌ Why Not Others? | B — Hypoglycaemia: Insulin secretagogues cause hypoglycaemia, especially with missed meals or renal impairment. | C — Bradycardia: Bradycardia = 60 beats per minute | D — Constipation only: not the appropriate nursing action here | ⚠️ Exam Trap: Read the exact question — the correct fact and its look-alike options are easy to interchange. | 💎 PNC Pearl: Dyskinesias and 'on-off' fluctuations → Long-term levodopa causes motor fluctuations</w:t>
       </w:r>
     </w:p>
     <w:p>
@@ -2014,7 +2014,7 @@
     </w:p>
     <w:p>
       <w:r>
-        <w:t>Solution: Dentures can block the airway.</w:t>
+        <w:t>Solution: ✅ Correct Answer: A. Prevent airway obstruction | 🧠 Clinical Rationale: Dentures can block the airway. | ❌ Why Not Others? | B — Clean them daily: not the appropriate nursing action here | C — Cool the mouth: not the appropriate nursing action here | D — Save time: not the appropriate nursing action here | ⚠️ Exam Trap: Read the exact question — the correct fact and its look-alike options are easy to interchange. | 💎 PNC Pearl: Prevent airway obstruction → Dentures can block the airway</w:t>
       </w:r>
     </w:p>
     <w:p>
@@ -2059,7 +2059,7 @@
     </w:p>
     <w:p>
       <w:r>
-        <w:t>Solution: Hierarchy of controls protects staff and patients.</w:t>
+        <w:t>Solution: ✅ Correct Answer: A. Masks, ventilation, and cohorting | 🧠 Clinical Rationale: Hierarchy of controls protects staff and patients. | ❌ Why Not Others? | B — Closing wards: not the appropriate nursing action here | C — Diet: INH depletes B6; supplement to prevent neuropathy. | D — Climate: NMSA promotes sustainable agriculture. | ⚠️ Exam Trap: Read the exact question — the correct fact and its look-alike options are easy to interchange. | 💎 PNC Pearl: Masks, ventilation, and cohorting → Hierarchy of controls protects staff and patients</w:t>
       </w:r>
     </w:p>
     <w:p>
@@ -2104,7 +2104,7 @@
     </w:p>
     <w:p>
       <w:r>
-        <w:t>Solution: A low BPP suggests hypoxia from placental insufficiency; plan delivery accordingly.</w:t>
+        <w:t>Solution: ✅ Correct Answer: A. Chronic uteroplacental insufficiency | 🧠 Clinical Rationale: A low BPP suggests hypoxia from placental insufficiency; plan delivery accordingly. | ❌ Why Not Others? | B — Maternal sleep: not the appropriate nursing action here | C — Diet: INH depletes B6; supplement to prevent neuropathy. | D — Exercise: Calcium, vitamin D, and fall prevention maintain bone health. | ⚠️ Exam Trap: Read the exact question — the correct fact and its look-alike options are easy to interchange. | 💎 PNC Pearl: Chronic uteroplacental insufficiency → A low BPP suggests hypoxia from placental insufficiency; plan delivery accordingly</w:t>
       </w:r>
     </w:p>
     <w:p>
@@ -2149,7 +2149,7 @@
     </w:p>
     <w:p>
       <w:r>
-        <w:t>Solution: Bone infection signs guide treatment.</w:t>
+        <w:t>Solution: ✅ Correct Answer: A. Fever, wound drainage, and bone pain | 🧠 Clinical Rationale: Bone infection signs guide treatment. | ❌ Why Not Others? | B — Only appetite: not the appropriate nursing action here | C — Only sleep: not the appropriate nursing action here | D — Nothing: Never induce vomiting after hydrocarbon ingestion — aspiration pneumonia risk; obtain urgent care. | ⚠️ Exam Trap: Read the exact question — the correct fact and its look-alike options are easy to interchange. | 💎 PNC Pearl: Fever, wound drainage, and bone pain → Bone infection signs guide treatment</w:t>
       </w:r>
     </w:p>
     <w:p>
@@ -2194,7 +2194,7 @@
     </w:p>
     <w:p>
       <w:r>
-        <w:t>Solution: Loperamide treats simple diarrhoea; infection signs need review.</w:t>
+        <w:t>Solution: ✅ Correct Answer: A. It is for diarrhoea; seek help for bloody stools or fever | 🧠 Clinical Rationale: Loperamide treats simple diarrhoea; infection signs need review. | ❌ Why Not Others? | B — It is a laxative: not the appropriate nursing action here | C — It is for pain: not the appropriate nursing action here | D — It prevents infection: not the appropriate nursing action here | ⚠️ Exam Trap: Read the exact question — the correct fact and its look-alike options are easy to interchange. | 💎 PNC Pearl: It is for diarrhoea; seek help for bloody stools or fever → Loperamide treats simple diarrhoea; infection signs need review</w:t>
       </w:r>
     </w:p>
     <w:p>
@@ -2239,7 +2239,7 @@
     </w:p>
     <w:p>
       <w:r>
-        <w:t>Solution: Bile and pancreatic juice enter the duodenum.</w:t>
+        <w:t>Solution: ✅ Correct Answer: A. The pancreas, liver, and its own glands | 🧠 Clinical Rationale: Bile and pancreatic juice enter the duodenum. | ❌ Why Not Others? | B — Only the stomach: not the appropriate nursing action here | C — Only the spleen: not the appropriate nursing action here | D — The lungs: The right heart pumps to the lungs for gas exchange. | ⚠️ Exam Trap: Read the exact question — the correct fact and its look-alike options are easy to interchange. | 💎 PNC Pearl: The pancreas, liver, and its own glands → Bile and pancreatic juice enter the duodenum</w:t>
       </w:r>
     </w:p>
     <w:p>
@@ -2284,7 +2284,7 @@
     </w:p>
     <w:p>
       <w:r>
-        <w:t>Solution: Tics respond to habit reversal and sometimes medication.</w:t>
+        <w:t>Solution: ✅ Correct Answer: A. Tic disorder with genetic predisposition | 🧠 Clinical Rationale: Tics respond to habit reversal and sometimes medication. | ❌ Why Not Others? | B — Imitation: not the appropriate nursing action here | C — Diet: INH depletes B6; supplement to prevent neuropathy. | D — Exercise: Calcium, vitamin D, and fall prevention maintain bone health. | ⚠️ Exam Trap: Read the exact question — the correct fact and its look-alike options are easy to interchange. | 💎 PNC Pearl: Tic disorder with genetic predisposition → Tics respond to habit reversal and sometimes medication</w:t>
       </w:r>
     </w:p>
     <w:p>
@@ -2329,7 +2329,7 @@
     </w:p>
     <w:p>
       <w:r>
-        <w:t>Solution: Treat confirmed strep with penicillin to prevent rheumatic fever.</w:t>
+        <w:t>Solution: ✅ Correct Answer: A. Viral infection (most), group A strep in bacterial cases | 🧠 Clinical Rationale: Treat confirmed strep with penicillin to prevent rheumatic fever. | ❌ Why Not Others? | B — Fungal always: not the appropriate nursing action here | C — Diet: INH depletes B6; supplement to prevent neuropathy. | D — Exercise: Calcium, vitamin D, and fall prevention maintain bone health. | ⚠️ Exam Trap: Read the exact question — the correct fact and its look-alike options are easy to interchange. | 💎 PNC Pearl: Viral infection (most), group A strep in bacterial cases → Treat confirmed strep with penicillin to prevent rheumatic fever</w:t>
       </w:r>
     </w:p>
     <w:p>
@@ -2374,7 +2374,7 @@
     </w:p>
     <w:p>
       <w:r>
-        <w:t>Solution: Erikson described eight psychosocial stages.</w:t>
+        <w:t>Solution: ✅ Correct Answer: A. Erik Erikson | 🧠 Clinical Rationale: Erikson described eight psychosocial stages. | ❌ Why Not Others? | B — Sigmund Freud: Freud developed psychoanalysis with the unconscious mind at its core. | C — Jean Piaget: Piaget outlined sensorimotor to formal operational stages. | D — Abraham Maslow: Maslow ordered needs from physiological to self-actualization. | ⚠️ Exam Trap: Read the exact question — the correct fact and its look-alike options are easy to interchange. | 💎 PNC Pearl: Erik Erikson → Erikson described eight psychosocial stages</w:t>
       </w:r>
     </w:p>
     <w:p>
@@ -2419,7 +2419,7 @@
     </w:p>
     <w:p>
       <w:r>
-        <w:t>Solution: Formative assessment guides ongoing learning.</w:t>
+        <w:t>Solution: ✅ Correct Answer: A. Provide feedback during the learning process | 🧠 Clinical Rationale: Formative assessment guides ongoing learning. | ❌ Why Not Others? | B — Assign final grades only: not the appropriate nursing action here | C — Certify competence: not the appropriate nursing action here | D — Select candidates: not the appropriate nursing action here | ⚠️ Exam Trap: Read the exact question — the correct fact and its look-alike options are easy to interchange. | 💎 PNC Pearl: Provide feedback during the learning process → Formative assessment guides ongoing learning</w:t>
       </w:r>
     </w:p>
     <w:p>
@@ -2464,7 +2464,7 @@
     </w:p>
     <w:p>
       <w:r>
-        <w:t>Solution: T. solium causes cysticercosis when eggs are ingested.</w:t>
+        <w:t>Solution: ✅ Correct Answer: A. Taenia solium (pork tapeworm) | 🧠 Clinical Rationale: T. solium causes cysticercosis when eggs are ingested. | ❌ Why Not Others? | B — Echinococcus: not the appropriate nursing action here | C — Diphyllobothrium: not the appropriate nursing action here | D — Hymenolepis: not the appropriate nursing action here | ⚠️ Exam Trap: Read the exact question — the correct fact and its look-alike options are easy to interchange. | 💎 PNC Pearl: Taenia solium (pork tapeworm) → T. solium causes cysticercosis when eggs are ingested</w:t>
       </w:r>
     </w:p>
     <w:p>
@@ -2509,7 +2509,7 @@
     </w:p>
     <w:p>
       <w:r>
-        <w:t>Solution: IV dextrose rapidly corrects severe hypoglycaemia.</w:t>
+        <w:t>Solution: ✅ Correct Answer: A. IV 50% dextrose | 🧠 Clinical Rationale: IV dextrose rapidly corrects severe hypoglycaemia. | ❌ Why Not Others? | B — Oral glucose: OGTT diagnoses diabetes and gestational diabetes. | C — Glucagon only: not the appropriate nursing action here | D — Insulin: Beta cells secrete insulin; alpha cells glucagon. | ⚠️ Exam Trap: In priority questions, choose the immediate life-saving nursing action before notification, investigation, or documentation. | 🩺 Clinical Thinking: Recognize → Stabilize → Reassess → Escalate | 💎 PNC Pearl: IV 50% dextrose → IV dextrose rapidly corrects severe hypoglycaemia</w:t>
       </w:r>
     </w:p>
     <w:p>
@@ -2554,7 +2554,7 @@
     </w:p>
     <w:p>
       <w:r>
-        <w:t>Solution: Meiosis halves chromosome number for reproduction.</w:t>
+        <w:t>Solution: ✅ Correct Answer: A. Gametes with half the chromosome number | 🧠 Clinical Rationale: Meiosis halves chromosome number for reproduction. | ❌ Why Not Others? | B — Identical body cells: not the appropriate nursing action here | C — More nuclei: not the appropriate nursing action here | D — No cells: not the appropriate nursing action here | ⚠️ Exam Trap: Read the exact question — the correct fact and its look-alike options are easy to interchange. | 💎 PNC Pearl: Gametes with half the chromosome number → Meiosis halves chromosome number for reproduction</w:t>
       </w:r>
     </w:p>
     <w:p>
@@ -2599,7 +2599,7 @@
     </w:p>
     <w:p>
       <w:r>
-        <w:t>Solution: Calcium serves structural and signalling roles.</w:t>
+        <w:t>Solution: ✅ Correct Answer: A. Bone formation, muscle contraction, and nerve transmission | 🧠 Clinical Rationale: Calcium serves structural and signalling roles. | ❌ Why Not Others? | B — Vision only: not the appropriate nursing action here | C — Clotting only: not the appropriate nursing action here | D — Immunity only: not the appropriate nursing action here | ⚠️ Exam Trap: Read the exact question — the correct fact and its look-alike options are easy to interchange. | 💎 PNC Pearl: Bone formation, muscle contraction, and nerve transmission → Calcium serves structural and signalling roles</w:t>
       </w:r>
     </w:p>
     <w:p>
@@ -2644,7 +2644,7 @@
     </w:p>
     <w:p>
       <w:r>
-        <w:t>Solution: Screen with Ortolani/Barlow tests; harness treatment in early infancy.</w:t>
+        <w:t>Solution: ✅ Correct Answer: A. Ligamentous laxity with breech presentation | 🧠 Clinical Rationale: Screen with Ortolani/Barlow tests; harness treatment in early infancy. | ❌ Why Not Others? | B — Trauma always: not the appropriate nursing action here | C — Diet: INH depletes B6; supplement to prevent neuropathy. | D — Exercise: Calcium, vitamin D, and fall prevention maintain bone health. | ⚠️ Exam Trap: Read the exact question — the correct fact and its look-alike options are easy to interchange. | 💎 PNC Pearl: Ligamentous laxity with breech presentation → Screen with Ortolani/Barlow tests; harness treatment in early infancy</w:t>
       </w:r>
     </w:p>
     <w:p>
@@ -2689,7 +2689,7 @@
     </w:p>
     <w:p>
       <w:r>
-        <w:t>Solution: Vitamin E (tocopherol) prevents oxidative damage.</w:t>
+        <w:t>Solution: ✅ Correct Answer: A. An antioxidant protecting cell membranes | 🧠 Clinical Rationale: Vitamin E (tocopherol) prevents oxidative damage. | ❌ Why Not Others? | B — A clotting factor: not the appropriate nursing action here | C — An energy source: not the appropriate nursing action here | D — A mineral: not the appropriate nursing action here | ⚠️ Exam Trap: Read the exact question — the correct fact and its look-alike options are easy to interchange. | 💎 PNC Pearl: An antioxidant protecting cell membranes → Vitamin E (tocopherol) prevents oxidative damage</w:t>
       </w:r>
     </w:p>
     <w:p>
@@ -2734,7 +2734,7 @@
     </w:p>
     <w:p>
       <w:r>
-        <w:t>Solution: Weekly iron-folic acid supplementation targets adolescents.</w:t>
+        <w:t>Solution: ✅ Correct Answer: A. Iron deficiency from growth and menses | 🧠 Clinical Rationale: Weekly iron-folic acid supplementation targets adolescents. | ❌ Why Not Others? | B — B12 excess: not the appropriate nursing action here | C — Folate excess: not the appropriate nursing action here | D — Haemochromatosis: Excess iron deposits in organs causing damage. | ⚠️ Exam Trap: Read the exact question — the correct fact and its look-alike options are easy to interchange. | 💎 PNC Pearl: Iron deficiency from growth and menses → Weekly iron-folic acid supplementation targets adolescents</w:t>
       </w:r>
     </w:p>
     <w:p>
@@ -2779,7 +2779,7 @@
     </w:p>
     <w:p>
       <w:r>
-        <w:t>Solution: Tuberculoid leprosy has few lesions and strong immunity; lepromatous is diffuse.</w:t>
+        <w:t>Solution: ✅ Correct Answer: A. Tuberculoid leprosy (paucibacillary) | 🧠 Clinical Rationale: Tuberculoid leprosy has few lesions and strong immunity; lepromatous is diffuse. | ❌ Why Not Others? | B — Lepromatous always: not the appropriate nursing action here | C — Borderline always: not the appropriate nursing action here | D — Indeterminate always: not the appropriate nursing action here | ⚠️ Exam Trap: Read the exact question — the correct fact and its look-alike options are easy to interchange. | 💎 PNC Pearl: Tuberculoid leprosy (paucibacillary) → Tuberculoid leprosy has few lesions and strong immunity; lepromatous is diffuse</w:t>
       </w:r>
     </w:p>
     <w:p>
@@ -2824,7 +2824,7 @@
     </w:p>
     <w:p>
       <w:r>
-        <w:t>Solution: Lacteals absorb lipids into lymph.</w:t>
+        <w:t>Solution: ✅ Correct Answer: A. Fats (chylomicrons) | 🧠 Clinical Rationale: Lacteals absorb lipids into lymph. | ❌ Why Not Others? | B — Amino acids: Are the building blocks of proteins. | C — Glucose: Cortisol promotes gluconeogenesis, mobilizing fuel during stress. | D — Water only: not the appropriate nursing action here | ⚠️ Exam Trap: Read the exact question — the correct fact and its look-alike options are easy to interchange. | 💎 PNC Pearl: Fats (chylomicrons) → Lacteals absorb lipids into lymph</w:t>
       </w:r>
     </w:p>
     <w:p>
@@ -2869,7 +2869,7 @@
     </w:p>
     <w:p>
       <w:r>
-        <w:t>Solution: Fluoroquinolones can damage tendons.</w:t>
+        <w:t>Solution: ✅ Correct Answer: A. Tendon pain and rupture risk | 🧠 Clinical Rationale: Fluoroquinolones can damage tendons. | ❌ Why Not Others? | B — Weight gain: Low metabolism causes cold intolerance, weight gain, and bradycardia. | C — Constipation: Opioids slow GI motility; prophylactic stool softeners and fluids are routine. | D — Hair loss: not the appropriate nursing action here | ⚠️ Exam Trap: Read the exact question — the correct fact and its look-alike options are easy to interchange. | 💎 PNC Pearl: Tendon pain and rupture risk → Fluoroquinolones can damage tendons</w:t>
       </w:r>
     </w:p>
     <w:p>
@@ -2914,7 +2914,7 @@
     </w:p>
     <w:p>
       <w:r>
-        <w:t>Solution: Sharps containers prevent injuries.</w:t>
+        <w:t>Solution: ✅ Correct Answer: A. A puncture-resistant sharps container | 🧠 Clinical Rationale: Sharps containers prevent injuries. | ❌ Why Not Others? | B — The dustbin: not the appropriate nursing action here | C — The toilet: not the appropriate nursing action here | D — The sink: not the appropriate nursing action here | ⚠️ Exam Trap: Read the exact question — the correct fact and its look-alike options are easy to interchange. | 💎 PNC Pearl: A puncture-resistant sharps container → Sharps containers prevent injuries</w:t>
       </w:r>
     </w:p>
     <w:p>
@@ -2959,7 +2959,7 @@
     </w:p>
     <w:p>
       <w:r>
-        <w:t>Solution: These drugs slow the heart.</w:t>
+        <w:t>Solution: ✅ Correct Answer: A. Beta-blockers and digoxin | 🧠 Clinical Rationale: These drugs slow the heart. | ❌ Why Not Others? | B — Paracetamol: Hepatotoxicity is dose-dependent; NAC is the antidote. | C — Antacids: Chelate fluoroquinolones, reducing absorption. | D — Vitamins: Fortified salt, wheat, rice, and oil address hidden hunger. | ⚠️ Exam Trap: Read the exact question — the correct fact and its look-alike options are easy to interchange. | 💎 PNC Pearl: Beta-blockers and digoxin → These drugs slow the heart</w:t>
       </w:r>
     </w:p>
     <w:p>
@@ -3004,7 +3004,7 @@
     </w:p>
     <w:p>
       <w:r>
-        <w:t>Solution: Volume loss causes hypoperfusion.</w:t>
+        <w:t>Solution: ✅ Correct Answer: A. Low BP, tachycardia, and cool clammy skin | 🧠 Clinical Rationale: Volume loss causes hypoperfusion. | ❌ Why Not Others? | B — Hypertension: Chronic hypertension causes most spontaneous intracerebral bleeds. | C — Warm skin: not the appropriate nursing action here | D — Bradycardia: Bradycardia = 60 beats per minute | ⚠️ Exam Trap: Read the exact question — the correct fact and its look-alike options are easy to interchange. | 💎 PNC Pearl: Low BP, tachycardia, and cool clammy skin → Volume loss causes hypoperfusion</w:t>
       </w:r>
     </w:p>
     <w:p>
@@ -3049,7 +3049,7 @@
     </w:p>
     <w:p>
       <w:r>
-        <w:t>Solution: Untreated depression is worse; monitor the newborn after delivery.</w:t>
+        <w:t>Solution: ✅ Correct Answer: A. Balancing benefits with small risks (PPHN, withdrawal) | 🧠 Clinical Rationale: Untreated depression is worse; monitor the newborn after delivery. | ❌ Why Not Others? | B — Absolute contraindication: not the appropriate nursing action here | C — Diet: INH depletes B6; supplement to prevent neuropathy. | D — Exercise: Calcium, vitamin D, and fall prevention maintain bone health. | ⚠️ Exam Trap: Read the exact question — the correct fact and its look-alike options are easy to interchange. | 💎 PNC Pearl: Balancing benefits with small risks (PPHN, withdrawal) → Untreated depression is worse; monitor the newborn after delivery</w:t>
       </w:r>
     </w:p>
     <w:p>
@@ -3094,7 +3094,7 @@
     </w:p>
     <w:p>
       <w:r>
-        <w:t>Solution: Most childhood epilepsy is idiopathic; treat with appropriate anticonvulsants.</w:t>
+        <w:t>Solution: ✅ Correct Answer: A. Idiopathic/generalized epilepsy | 🧠 Clinical Rationale: Most childhood epilepsy is idiopathic; treat with appropriate anticonvulsants. | ❌ Why Not Others? | B — Tumour always: not the appropriate nursing action here | C — Trauma always: not the appropriate nursing action here | D — Diet: INH depletes B6; supplement to prevent neuropathy. | ⚠️ Exam Trap: Read the exact question — the correct fact and its look-alike options are easy to interchange. | 💎 PNC Pearl: Idiopathic/generalized epilepsy → Most childhood epilepsy is idiopathic; treat with appropriate anticonvulsants</w:t>
       </w:r>
     </w:p>
     <w:p>
@@ -3139,7 +3139,7 @@
     </w:p>
     <w:p>
       <w:r>
-        <w:t>Solution: A tense, bulging fontanelle indicates raised ICP (meningitis, hydrocephalus).</w:t>
+        <w:t>Solution: ✅ Correct Answer: A. Raised intracranial pressure | 🧠 Clinical Rationale: A tense, bulging fontanelle indicates raised ICP (meningitis, hydrocephalus). | ❌ Why Not Others? | B — Dehydration: Depressed fontanelle with poor skin turgor indicates dehydration. | C — Malnutrition: Growth monitoring identifies underweight, stunting, and wasting early. | D — Anaemia: Affects more than half of pregnant women in India. | ⚠️ Exam Trap: Read the exact question — the correct fact and its look-alike options are easy to interchange. | 💎 PNC Pearl: Raised intracranial pressure → A tense, bulging fontanelle indicates raised ICP (meningitis, hydrocephalus)</w:t>
       </w:r>
     </w:p>
     <w:p>
@@ -3184,7 +3184,7 @@
     </w:p>
     <w:p>
       <w:r>
-        <w:t>Solution: Appendicitis in pregnancy is tricky; ultrasound/MRI and surgery are needed.</w:t>
+        <w:t>Solution: ✅ Correct Answer: A. Obstruction of the appendix lumen | 🧠 Clinical Rationale: Appendicitis in pregnancy is tricky; ultrasound/MRI and surgery are needed. | ❌ Why Not Others? | B — Diet: INH depletes B6; supplement to prevent neuropathy. | C — Exercise: Calcium, vitamin D, and fall prevention maintain bone health. | D — Vaccination: Absence of a scar does not mean no protection; check vaccination records. | ⚠️ Exam Trap: Read the exact question — the correct fact and its look-alike options are easy to interchange. | 💎 PNC Pearl: Obstruction of the appendix lumen → Appendicitis in pregnancy is tricky; ultrasound/MRI and surgery are needed</w:t>
       </w:r>
     </w:p>
     <w:p>
@@ -3229,7 +3229,7 @@
     </w:p>
     <w:p>
       <w:r>
-        <w:t>Solution: Recovering the stone guides prevention.</w:t>
+        <w:t>Solution: ✅ Correct Answer: A. Catch the stone for analysis | 🧠 Clinical Rationale: Recovering the stone guides prevention. | ❌ Why Not Others? | B — Measure the volume: not the appropriate nursing action here | C — Cool the urine: not the appropriate nursing action here | D — Speed urination: not the appropriate nursing action here | ⚠️ Exam Trap: Read the exact question — the correct fact and its look-alike options are easy to interchange. | 💎 PNC Pearl: Catch the stone for analysis → Recovering the stone guides prevention</w:t>
       </w:r>
     </w:p>
     <w:p>
@@ -3274,7 +3274,7 @@
     </w:p>
     <w:p>
       <w:r>
-        <w:t>Solution: Abrupt cessation can cause rebound hypertension and angina.</w:t>
+        <w:t>Solution: ✅ Correct Answer: A. Not stop abruptly (rebound effects) | 🧠 Clinical Rationale: Abrupt cessation can cause rebound hypertension and angina. | ❌ Why Not Others? | B — Stop suddenly when feeling well: not the appropriate nursing action here | C — Double the dose: not the appropriate nursing action here | D — Take at bedtime only: not the appropriate nursing action here | ⚠️ Exam Trap: Read the exact question — the correct fact and its look-alike options are easy to interchange. | 💎 PNC Pearl: Not stop abruptly (rebound effects) → Abrupt cessation can cause rebound hypertension and angina</w:t>
       </w:r>
     </w:p>
     <w:p>
@@ -3319,7 +3319,7 @@
     </w:p>
     <w:p>
       <w:r>
-        <w:t>Solution: Persistent GTN/choriocarcinoma follows molar pregnancy in 5-20% of cases; follow hCG levels.</w:t>
+        <w:t>Solution: ✅ Correct Answer: A. Choriocarcinoma in persistent trophoblastic disease | 🧠 Clinical Rationale: Persistent GTN/choriocarcinoma follows molar pregnancy in 5-20% of cases; follow hCG levels. | ❌ Why Not Others? | B — Polyhydramnios: not the appropriate nursing action here | C — Diabetes: Epidemic-prone diseases are communicable (cholera, dengue, measles, JE); diabetes is an NCD. | D — Anaemia always: not the appropriate nursing action here | ⚠️ Exam Trap: Read the exact question — the correct fact and its look-alike options are easy to interchange. | 💎 PNC Pearl: Choriocarcinoma in persistent trophoblastic disease → Persistent GTN/choriocarcinoma follows molar pregnancy in 5-20% of cases; follow hCG levels</w:t>
       </w:r>
     </w:p>
     <w:p>
@@ -3364,7 +3364,7 @@
     </w:p>
     <w:p>
       <w:r>
-        <w:t>Solution: The failing kidney cannot excrete potassium.</w:t>
+        <w:t>Solution: ✅ Correct Answer: A. Renal failure | 🧠 Clinical Rationale: The failing kidney cannot excrete potassium. | ❌ Why Not Others? | B — Fracture: Osteoporotic fragility most commonly causes hip, wrist, and vertebral fractures. | C — Anaemia: Affects more than half of pregnant women in India. | D — Cataract: Is the leading cause; NPB free surgery restores sight. | ⚠️ Exam Trap: Read the exact question — the correct fact and its look-alike options are easy to interchange. | 💎 PNC Pearl: Renal failure → The failing kidney cannot excrete potassium</w:t>
       </w:r>
     </w:p>
     <w:p>
@@ -3409,7 +3409,7 @@
     </w:p>
     <w:p>
       <w:r>
-        <w:t>Solution: Safe water, sanitation, and hygiene prevent them.</w:t>
+        <w:t>Solution: ✅ Correct Answer: A. Contaminated water sources and hygiene gaps | 🧠 Clinical Rationale: Safe water, sanitation, and hygiene prevent them. | ❌ Why Not Others? | B — Genetics: Diet and heredity drive LDL; statins and lifestyle lower it. | C — Climate: NMSA promotes sustainable agriculture. | D — Diet: INH depletes B6; supplement to prevent neuropathy. | ⚠️ Exam Trap: Read the exact question — the correct fact and its look-alike options are easy to interchange. | 💎 PNC Pearl: Contaminated water sources and hygiene gaps → Safe water, sanitation, and hygiene prevent them</w:t>
       </w:r>
     </w:p>
     <w:p>
@@ -3454,7 +3454,7 @@
     </w:p>
     <w:p>
       <w:r>
-        <w:t>Solution: Peptic ulcers remain the leading cause of upper GI bleeding.</w:t>
+        <w:t>Solution: ✅ Correct Answer: A. Peptic ulcer disease | 🧠 Clinical Rationale: Peptic ulcers remain the leading cause of upper GI bleeding. | ❌ Why Not Others? | B — Varices: Complications of cirrhosis are serious. | C — Cancer: Screen and treat comorbid depression in chronic disease. | D — Angiodysplasia: not the appropriate nursing action here | ⚠️ Exam Trap: Read the exact question — the correct fact and its look-alike options are easy to interchange. | 💎 PNC Pearl: Peptic ulcer disease → Peptic ulcers remain the leading cause of upper GI bleeding</w:t>
       </w:r>
     </w:p>
     <w:p>
@@ -3499,7 +3499,7 @@
     </w:p>
     <w:p>
       <w:r>
-        <w:t>Solution: The appendix projects from the caecum.</w:t>
+        <w:t>Solution: ✅ Correct Answer: A. Caecum | 🧠 Clinical Rationale: The appendix projects from the caecum. | ❌ Why Not Others? | B — Stomach: NSAIDs cause gastric irritation and bleeding. | C — Duodenum: Food passes through the duodenum → jejunum → ileum. | D — Rectum: UC is continuous mucosal inflammation of the colon/rectum; Crohn's is transmural and patchy anywhere in the... | ⚠️ Exam Trap: Read the exact question — the correct fact and its look-alike options are easy to interchange. | 💎 PNC Pearl: The appendix projects from the caecum.</w:t>
       </w:r>
     </w:p>
     <w:p>
@@ -3544,7 +3544,7 @@
     </w:p>
     <w:p>
       <w:r>
-        <w:t>Solution: The dome-shaped diaphragm is the chief muscle of inspiration.</w:t>
+        <w:t>Solution: ✅ Correct Answer: A. Diaphragm | 🧠 Clinical Rationale: The dome-shaped diaphragm is the chief muscle of inspiration. | ❌ Why Not Others? | B — Intercostals: Intercostal muscles assist breathing. | C — Pectoralis major: not the appropriate nursing action here | D — Scalenes: not the appropriate nursing action here | ⚠️ Exam Trap: Read the exact question — the correct fact and its look-alike options are easy to interchange. | 💎 PNC Pearl: Diaphragm → The dome-shaped is the chief muscle of inspiration</w:t>
       </w:r>
     </w:p>
     <w:p>
@@ -3589,7 +3589,7 @@
     </w:p>
     <w:p>
       <w:r>
-        <w:t>Solution: Supervised meals and weight monitoring aid recovery.</w:t>
+        <w:t>Solution: ✅ Correct Answer: A. Supervision and a structured eating plan | 🧠 Clinical Rationale: Supervised meals and weight monitoring aid recovery. | ❌ Why Not Others? | B — Unlimited access to the kitchen: not the appropriate nursing action here | C — No fluids: not the appropriate nursing action here | D — Only low-calorie foods: not the appropriate nursing action here | ⚠️ Exam Trap: Read the exact question — the correct fact and its look-alike options are easy to interchange. | 💎 PNC Pearl: Supervision and a structured eating plan → Supervised meals and weight monitoring aid recovery</w:t>
       </w:r>
     </w:p>
     <w:p>
@@ -3634,7 +3634,7 @@
     </w:p>
     <w:p>
       <w:r>
-        <w:t>Solution: LOA is the most common and most favourable vertex position for labour.</w:t>
+        <w:t>Solution: ✅ Correct Answer: A. Left occipito-anterior (LOA) | 🧠 Clinical Rationale: LOA is the most common and most favourable vertex position for labour. | ❌ Why Not Others? | B — Right occipito-posterior: not the appropriate nursing action here | C — Breech: Screen with Ortolani/Barlow tests; harness treatment in early infancy. | D — Face: Cushing's: truncal obesity, moon facies, buffalo hump, striae, hyperglycaemia, hypertension. | ⚠️ Exam Trap: Read the exact question — the correct fact and its look-alike options are easy to interchange. | 💎 PNC Pearl: Left occipito-anterior (LOA) → LOA is the most common and most favourable vertex position for labour</w:t>
       </w:r>
     </w:p>
     <w:p>
@@ -3679,7 +3679,7 @@
     </w:p>
     <w:p>
       <w:r>
-        <w:t>Solution: Periconceptional folate (400 mcg) prevents spina bifida.</w:t>
+        <w:t>Solution: ✅ Correct Answer: A. Neural tube defects | 🧠 Clinical Rationale: Periconceptional folate (400 mcg) prevents spina bifida. | ❌ Why Not Others? | B — Night blindness: (impaired dark adaptation) is the earliest manifestation. | C — Goitre: Iodine deficiency causes goitre, hypothyroidism, and cretinism in children; iodized salt prevents it. | D — Rickets: Causes bowed legs and poor mineralization. | ⚠️ Exam Trap: Read the exact question — the correct fact and its look-alike options are easy to interchange. | 💎 PNC Pearl: Neural tube defects → Periconceptional folate (400 mcg) prevents spina bifida</w:t>
       </w:r>
     </w:p>
     <w:p>
@@ -3724,7 +3724,7 @@
     </w:p>
     <w:p>
       <w:r>
-        <w:t>Solution: Atony accounts for most early PPH; massage, oxytocin, and bimanual compression are first steps.</w:t>
+        <w:t>Solution: ✅ Correct Answer: A. Uterine atony | 🧠 Clinical Rationale: Atony accounts for most early PPH; massage, oxytocin, and bimanual compression are first steps. | ❌ Why Not Others? | B — Retained placenta: not the first hour after delivery | C — Vaginal haematoma: not the first hour after delivery | D — Coagulopathy: Massive haemorrhage, abruption, and sepsis consume clotting factors; replace with blood products. — not the first hour after delivery | ⚠️ Exam Trap: Read the exact question — the correct fact and its look-alike options are easy to interchange. | 💎 PNC Pearl: Uterine atony = the first hour after delivery</w:t>
       </w:r>
     </w:p>
     <w:p>
@@ -3769,7 +3769,7 @@
     </w:p>
     <w:p>
       <w:r>
-        <w:t>Solution: Remove catheters early and use aseptic insertion.</w:t>
+        <w:t>Solution: ✅ Correct Answer: A. Indwelling catheter colonization | 🧠 Clinical Rationale: Remove catheters early and use aseptic insertion. | ❌ Why Not Others? | B — Poor hydration: not the appropriate nursing action here | C — Diet: INH depletes B6; supplement to prevent neuropathy. | D — Climate: NMSA promotes sustainable agriculture. | ⚠️ Exam Trap: Read the exact question — the correct fact and its look-alike options are easy to interchange. | 💎 PNC Pearl: Indwelling catheter colonization → Remove catheters early and use aseptic insertion</w:t>
       </w:r>
     </w:p>
     <w:p>
@@ -3814,7 +3814,7 @@
     </w:p>
     <w:p>
       <w:r>
-        <w:t>Solution: Compressions should be 5-6 cm deep.</w:t>
+        <w:t>Solution: ✅ Correct Answer: A. At least 5 cm (2 inches) | 🧠 Clinical Rationale: Compressions should be 5-6 cm deep. | ❌ Why Not Others? | B — 1 cm: not the appropriate nursing action here | C — 10 cm: not the appropriate nursing action here | D — 2 cm: not the appropriate nursing action here | ⚠️ Exam Trap: Read the exact question — the correct fact and its look-alike options are easy to interchange. | 💎 PNC Pearl: At least 5 cm (2 inches) → Compressions should be 5-6 cm deep</w:t>
       </w:r>
     </w:p>
     <w:p>
@@ -3859,7 +3859,7 @@
     </w:p>
     <w:p>
       <w:r>
-        <w:t>Solution: Dependence features tolerance, withdrawal, and loss of control.</w:t>
+        <w:t>Solution: ✅ Correct Answer: A. Dependence with medical and social harm | 🧠 Clinical Rationale: Dependence features tolerance, withdrawal, and loss of control. | ❌ Why Not Others? | B — Occasional use: not the appropriate nursing action here | C — Diet: INH depletes B6; supplement to prevent neuropathy. | D — Exercise: Calcium, vitamin D, and fall prevention maintain bone health. | ⚠️ Exam Trap: Read the exact question — the correct fact and its look-alike options are easy to interchange. | 💎 PNC Pearl: Dependence with medical and social harm → Dependence features tolerance, withdrawal, and loss of control</w:t>
       </w:r>
     </w:p>
     <w:p>
@@ -3904,7 +3904,7 @@
     </w:p>
     <w:p>
       <w:r>
-        <w:t>Solution: Urban health programmes address slum and migrant populations.</w:t>
+        <w:t>Solution: ✅ Correct Answer: A. Slums, crowding, and health inequality | 🧠 Clinical Rationale: Urban health programmes address slum and migrant populations. | ❌ Why Not Others? | B — Prosperity for all: not the appropriate nursing action here | C — Fewer diseases: not the appropriate nursing action here | D — Lower crime: not the appropriate nursing action here | ⚠️ Exam Trap: Read the exact question — the correct fact and its look-alike options are easy to interchange. | 💎 PNC Pearl: Slums, crowding, and health inequality → Urban health programmes address slum and migrant populations</w:t>
       </w:r>
     </w:p>
     <w:p>
@@ -3949,7 +3949,7 @@
     </w:p>
     <w:p>
       <w:r>
-        <w:t>Solution: Regular oral care prevents infection and promotes comfort.</w:t>
+        <w:t>Solution: ✅ Correct Answer: A. Twice daily and as needed | 🧠 Clinical Rationale: Regular oral care prevents infection and promotes comfort. | ❌ Why Not Others? | B — Weekly: WIFS combines weekly IFA with biannual deworming. | C — Monthly: NPY gives ₹500/month to every notified TB patient for nutrition during treatment. | D — Never: Crushing SR/ER tablets causes dose dumping. | ⚠️ Exam Trap: Read the exact question — the correct fact and its look-alike options are easy to interchange. | 💎 PNC Pearl: Twice daily and as needed → Regular oral care prevents infection and promotes comfort</w:t>
       </w:r>
     </w:p>
     <w:p>
@@ -3994,7 +3994,7 @@
     </w:p>
     <w:p>
       <w:r>
-        <w:t>Solution: Flat lying prevents post-LP headache from CSF leak.</w:t>
+        <w:t>Solution: ✅ Correct Answer: A. Flat supine position for several hours | 🧠 Clinical Rationale: Flat lying prevents post-LP headache from CSF leak. | ❌ Why Not Others? | B — Sitting position: not the appropriate nursing action here | C — Prone position: not the appropriate nursing action here | D — Trendelenburg position: not the appropriate nursing action here | ⚠️ Exam Trap: Read the exact question — the correct fact and its look-alike options are easy to interchange. | 💎 PNC Pearl: Flat supine position for several hours → Flat lying prevents post-LP headache from CSF leak</w:t>
       </w:r>
     </w:p>
     <w:p>
@@ -4039,7 +4039,7 @@
     </w:p>
     <w:p>
       <w:r>
-        <w:t>Solution: Smoking cessation and vaccines prevent exacerbations.</w:t>
+        <w:t>Solution: ✅ Correct Answer: A. Stop smoking and avoid respiratory infections | 🧠 Clinical Rationale: Smoking cessation and vaccines prevent exacerbations. | ❌ Why Not Others? | B — Smoke and skip vaccines: not the appropriate nursing action here | C — Avoid exercise: not the appropriate nursing action here | D — Skip medications: not the appropriate nursing action here | ⚠️ Exam Trap: Read the exact question — the correct fact and its look-alike options are easy to interchange. | 💎 PNC Pearl: Stop smoking and avoid respiratory infections → Smoking cessation and vaccines prevent exacerbations</w:t>
       </w:r>
     </w:p>
     <w:p>
@@ -4084,7 +4084,7 @@
     </w:p>
     <w:p>
       <w:r>
-        <w:t>Solution: SDG 3.2 targets NMR of 12 per 1,000 by 2030.</w:t>
+        <w:t>Solution: ✅ Correct Answer: A. 12 per 1,000 live births | 🧠 Clinical Rationale: SDG 3.2 targets NMR of 12 per 1,000 by 2030. | ❌ Why Not Others? | B — 25 per 1,000: SDG 3.2 targets U5MR of 25 per 1,000 by 2030. | C — 50 per 1,000: not the appropriate nursing action here | D — 5 per 1,000: not the appropriate nursing action here | ⚠️ Exam Trap: Don’t confuse "12 per 1,000 live births" with "25 per 1,000" — they look alike and are easy to interchange. | 💎 PNC Pearl: 12 per 1,000 live births → SDG 3.2 targets NMR of 12 per 1,000 by 2030</w:t>
       </w:r>
     </w:p>
     <w:p>
@@ -4129,7 +4129,7 @@
     </w:p>
     <w:p>
       <w:r>
-        <w:t>Solution: Respiratory pathogens warrant droplet/contact precautions and eye protection.</w:t>
+        <w:t>Solution: ✅ Correct Answer: A. Droplet and contact precautions with eye protection | 🧠 Clinical Rationale: Respiratory pathogens warrant droplet/contact precautions and eye protection. | ❌ Why Not Others? | B — No precautions: not the appropriate nursing action here | C — Only gloves: not the appropriate nursing action here | D — Only gown: not the appropriate nursing action here | ⚠️ Exam Trap: Read the exact question — the correct fact and its look-alike options are easy to interchange. | 💎 PNC Pearl: Droplet and contact precautions with eye protection → Respiratory pathogens warrant droplet/contact precautions and eye protection</w:t>
       </w:r>
     </w:p>
     <w:p>
@@ -4174,7 +4174,7 @@
     </w:p>
     <w:p>
       <w:r>
-        <w:t>Solution: BMOs head health services at block level.</w:t>
+        <w:t>Solution: ✅ Correct Answer: A. Block Medical Officer | 🧠 Clinical Rationale: BMOs head health services at block level. | ❌ Why Not Others? | B — Basic Medical Officer: not the appropriate nursing action here | C — Block Municipal Office: not the appropriate nursing action here | D — Bureau of Medical Operations: not the appropriate nursing action here | ⚠️ Exam Trap: Don’t confuse "Block Medical Officer" with "Basic Medical Officer" — they look alike and are easy to interchange. | 💎 PNC Pearl: Block Medical Officer → BMOs head health services at block level</w:t>
       </w:r>
     </w:p>
     <w:p>
@@ -4219,7 +4219,7 @@
     </w:p>
     <w:p>
       <w:r>
-        <w:t>Solution: RBSK links screening to treatment through tertiary centres.</w:t>
+        <w:t>Solution: ✅ Correct Answer: A. Free treatment for children with 4 D conditions | 🧠 Clinical Rationale: RBSK links screening to treatment through tertiary centres. | ❌ Why Not Others? | B — Only screening: not the appropriate nursing action here | C — Only referral: not the appropriate nursing action here | D — Only immunization: not the appropriate nursing action here | ⚠️ Exam Trap: Read the exact question — the correct fact and its look-alike options are easy to interchange. | 💎 PNC Pearl: Free treatment for children with 4 D conditions → RBSK links screening to treatment through tertiary centres</w:t>
       </w:r>
     </w:p>
     <w:p>
@@ -4264,7 +4264,7 @@
     </w:p>
     <w:p>
       <w:r>
-        <w:t>Solution: Children and adolescents aged 1-19 are the target.</w:t>
+        <w:t>Solution: ✅ Correct Answer: A. 1-19 years | 🧠 Clinical Rationale: Children and adolescents aged 1-19 are the target. | ❌ Why Not Others? | B — 0-1 year: not the appropriate nursing action here | C — 40-60 years: not the appropriate nursing action here | D — 60 years and above: not the appropriate nursing action here | ⚠️ Exam Trap: Read the exact question — the correct fact and its look-alike options are easy to interchange. | 💎 PNC Pearl: 1-19 years → Children and adolescents aged 1-19 are the target</w:t>
       </w:r>
     </w:p>
     <w:p>
@@ -4309,7 +4309,7 @@
     </w:p>
     <w:p>
       <w:r>
-        <w:t>Solution: FRU criteria: operative delivery, blood bank, and anaesthesia services.</w:t>
+        <w:t>Solution: ✅ Correct Answer: A. 24x7 obstetric surgery, blood storage, and anaesthesia | 🧠 Clinical Rationale: FRU criteria: operative delivery, blood bank, and anaesthesia services. | ❌ Why Not Others? | B — A pharmacy: not the first Referral Unit (FRU) | C — A doctor: not the first Referral Unit (FRU) | D — Ambulance only: not the first Referral Unit (FRU) | ⚠️ Exam Trap: Read the exact question — the correct fact and its look-alike options are easy to interchange. | 💎 PNC Pearl: 24x7 obstetric surgery, blood storage, and anaesthesia = the first Referral Unit (FRU)</w:t>
       </w:r>
     </w:p>
     <w:p>
@@ -4354,7 +4354,7 @@
     </w:p>
     <w:p>
       <w:r>
-        <w:t>Solution: The school health component screens and refers children.</w:t>
+        <w:t>Solution: ✅ Correct Answer: A. Health screening and services for school children | 🧠 Clinical Rationale: The school health component screens and refers children. | ❌ Why Not Others? | B — Only teachers: not the appropriate nursing action here | C — Only parents: not the appropriate nursing action here | D — Only adult employees: not the appropriate nursing action here | ⚠️ Exam Trap: Read the exact question — the correct fact and its look-alike options are easy to interchange. | 💎 PNC Pearl: Health screening and services for school children → The school health component screens and refers children</w:t>
       </w:r>
     </w:p>
     <w:p>
@@ -4399,7 +4399,7 @@
     </w:p>
     <w:p>
       <w:r>
-        <w:t>Solution: SAM is a life-threatening nutritional state in children.</w:t>
+        <w:t>Solution: ✅ Correct Answer: A. Severe Acute Malnutrition | 🧠 Clinical Rationale: SAM is a life-threatening nutritional state in children. | ❌ Why Not Others? | B — Serious Adult Malnutrition: not the appropriate nursing action here | C — Standard Acute Measure: not the appropriate nursing action here | D — Severe Anaemia Management: not the appropriate nursing action here | ⚠️ Exam Trap: Read the exact question — the correct fact and its look-alike options are easy to interchange. | 💎 PNC Pearl: Severe Acute Malnutrition → SAM is a life-threatening nutritional state in children</w:t>
       </w:r>
     </w:p>
     <w:p>
@@ -4444,7 +4444,7 @@
     </w:p>
     <w:p>
       <w:r>
-        <w:t>Solution: ICDS is the flagship child nutrition programme.</w:t>
+        <w:t>Solution: ✅ Correct Answer: A. Supplementary nutrition, immunization, and preschool education | 🧠 Clinical Rationale: ICDS is the flagship child nutrition programme. | ❌ Why Not Others? | B — Only cooking: not the appropriate nursing action here | C — Only cleaning: not the appropriate nursing action here | D — Only records: not the appropriate nursing action here | ⚠️ Exam Trap: Read the exact question — the correct fact and its look-alike options are easy to interchange. | 💎 PNC Pearl: Supplementary nutrition, immunization, and preschool education → ICDS is the flagship child nutrition programme</w:t>
       </w:r>
     </w:p>
     <w:p>
@@ -4489,7 +4489,7 @@
     </w:p>
     <w:p>
       <w:r>
-        <w:t>Solution: The mission (2023) focuses on tribal districts for screening and care of sickle cell disease.</w:t>
+        <w:t>Solution: ✅ Correct Answer: A. Sickle cell disease screening and management in tribal areas | 🧠 Clinical Rationale: The mission (2023) focuses on tribal districts for screening and care of sickle cell disease. | ❌ Why Not Others? | B — Only urban areas: not the appropriate nursing action here | C — Only children: not the appropriate nursing action here | D — Only adults: not the appropriate nursing action here | ⚠️ Exam Trap: Read the exact question — the correct fact and its look-alike options are easy to interchange. | 💎 PNC Pearl: Sickle cell disease screening and management in tribal areas → The mission (2023) focuses on tribal districts for screening and care of sickle cell disease</w:t>
       </w:r>
     </w:p>
     <w:p>
@@ -4534,7 +4534,7 @@
     </w:p>
     <w:p>
       <w:r>
-        <w:t>Solution: ASHAs coordinate JSSK transport entitlements.</w:t>
+        <w:t>Solution: ✅ Correct Answer: A. Facilitating free transport for mothers | 🧠 Clinical Rationale: ASHAs coordinate JSSK transport entitlements. | ❌ Why Not Others? | B — Paying for transport: not the appropriate nursing action here | C — Driving ambulances: not the appropriate nursing action here | D — Refusing transport: not the appropriate nursing action here | ⚠️ Exam Trap: Don’t confuse "Facilitating free transport for mothers" with "Paying for transport" — they look alike and are easy to interchange. | 💎 PNC Pearl: Facilitating free transport for mothers → ASHAs coordinate JSSK transport entitlements</w:t>
       </w:r>
     </w:p>
     <w:p>
@@ -4579,7 +4579,7 @@
     </w:p>
     <w:p>
       <w:r>
-        <w:t>Solution: THR supplements nutrition of mothers and young children.</w:t>
+        <w:t>Solution: ✅ Correct Answer: A. Pregnant women, lactating mothers, and children | 🧠 Clinical Rationale: THR supplements nutrition of mothers and young children. | ❌ Why Not Others? | B — Only school teachers: not the appropriate nursing action here | C — Only elderly men: not the appropriate nursing action here | D — Government staff: not the appropriate nursing action here | ⚠️ Exam Trap: Read the exact question — the correct fact and its look-alike options are easy to interchange. | 💎 PNC Pearl: Pregnant women, lactating mothers, and children → THR supplements nutrition of mothers and young children</w:t>
       </w:r>
     </w:p>
     <w:p>
@@ -4624,7 +4624,7 @@
     </w:p>
     <w:p>
       <w:r>
-        <w:t>Solution: Non-severe pneumonia = cough/cold with fast breathing, no danger signs — treat at home with antibiotics.</w:t>
+        <w:t>Solution: ✅ Correct Answer: A. Fast breathing with no chest indrawing | 🧠 Clinical Rationale: Non-severe pneumonia = cough/cold with fast breathing, no danger signs — treat at home with antibiotics. | ❌ Why Not Others? | B — Only fever: not the appropriate nursing action here | C — Only cough: not the appropriate nursing action here | D — Only runny nose: not the appropriate nursing action here | ⚠️ Exam Trap: Read the exact question — the correct fact and its look-alike options are easy to interchange. | 💎 PNC Pearl: Fast breathing with no chest indrawing → Non-severe pneumonia = cough/cold with fast breathing, no danger signs — treat at home with antibiotics</w:t>
       </w:r>
     </w:p>
     <w:p>
@@ -4669,7 +4669,7 @@
     </w:p>
     <w:p>
       <w:r>
-        <w:t>Solution: Nikshay tracks TB patients for treatment completion.</w:t>
+        <w:t>Solution: ✅ Correct Answer: A. TB case registration and tracking | 🧠 Clinical Rationale: Nikshay tracks TB patients for treatment completion. | ❌ Why Not Others? | B — Malaria: Remains the most widespread vector-borne disease. | C — Dengue: Causes fever, rash, and thrombocytopenia; watch for warning signs of shock. | D — HIV: ICTCs offer free confidential HIV testing and counselling. | ⚠️ Exam Trap: Read the exact question — the correct fact and its look-alike options are easy to interchange. | 💎 PNC Pearl: TB case registration and tracking → Nikshay tracks TB patients for treatment completion</w:t>
       </w:r>
     </w:p>
     <w:p>
@@ -4714,7 +4714,7 @@
     </w:p>
     <w:p>
       <w:r>
-        <w:t>Solution: India's crude death rate is about 6–7 per 1000.</w:t>
+        <w:t>Solution: ✅ Correct Answer: A. 6-7 per 1000 population | 🧠 Clinical Rationale: India's crude death rate is about 6–7 per 1000. | ❌ Why Not Others? | B — 20: Children have 20 primary teeth; adults have 32 permanent teeth. | C — 30: not the appropriate nursing action here | D — 1: not the appropriate nursing action here | ⚠️ Exam Trap: Don’t confuse "6-7 per 1000 population" with "1" — they look alike and are easy to interchange. | 💎 PNC Pearl: 6-7 per 1000 population → India's crude death rate is about 6–7 per 1000</w:t>
       </w:r>
     </w:p>
     <w:p>
@@ -4759,7 +4759,7 @@
     </w:p>
     <w:p>
       <w:r>
-        <w:t>Solution: LPG reforms opened the Indian economy in 1991.</w:t>
+        <w:t>Solution: ✅ Correct Answer: A. Liberalisation, Privatisation, and Globalisation | 🧠 Clinical Rationale: LPG reforms opened the Indian economy in 1991. | ❌ Why Not Others? | B — Liquefied petroleum gas: not the appropriate nursing action here | C — Land, People, and Governance: not the appropriate nursing action here | D — Loans, Prices, and Growth: not the appropriate nursing action here | ⚠️ Exam Trap: Read the exact question — the correct fact and its look-alike options are easy to interchange. | 💎 PNC Pearl: Liberalisation, Privatisation, and Globalisation → LPG reforms opened the Indian economy in 1991</w:t>
       </w:r>
     </w:p>
     <w:p>
@@ -4804,7 +4804,7 @@
     </w:p>
     <w:p>
       <w:r>
-        <w:t>Solution: Bundi Utsav is held in November.</w:t>
+        <w:t>Solution: ✅ Correct Answer: A. November | 📰 Why: Bundi Utsav is held in November. | ❌ Why Not Others? | B — March: 16 March marks the first polio dose in 1995. | C — July: not the correct fact here | D — September: not the correct fact here | ⚠️ Exam Trap: Read the exact question — the correct fact and its look-alike options are easy to interchange. | 💎 PNC CA Pearl: Bundi Utsav is held in November.</w:t>
       </w:r>
     </w:p>
     <w:p>
@@ -4849,7 +4849,7 @@
     </w:p>
     <w:p>
       <w:r>
-        <w:t>Solution: CDSCO is India's drug regulatory authority.</w:t>
+        <w:t>Solution: ✅ Correct Answer: A. Drugs and medical devices | 📰 Why: CDSCO is India's drug regulatory authority. | ❌ Why Not Others? | B — Food: FSSAI sets food safety standards in India. | C — Vehicles: not the correct fact here | D — Electricity: not the correct fact here | ⚠️ Exam Trap: Read the exact question — the correct fact and its look-alike options are easy to interchange. | 💎 PNC CA Pearl: Drugs and medical devices → CDSCO is India's drug regulatory authority</w:t>
       </w:r>
     </w:p>
     <w:p>
@@ -4894,7 +4894,7 @@
     </w:p>
     <w:p>
       <w:r>
-        <w:t>Solution: Mehandipur Balaji is in Dausa district.</w:t>
+        <w:t>Solution: ✅ Correct Answer: A. Dausa | 🧠 Explanation: Mehandipur Balaji is in Dausa district. | ❌ Why Not Others? | B — Jaipur: Jaipur = Sawai Man Singh II — not the correct location | C — Alwar: The Matsya festival is celebrated in Alwar, the land of the ancient Matsya kingdom. — not the correct location | D — Karauli: Kaila Devi temple is in Karauli district. — not the correct location | ⚠️ Exam Trap: Read the exact question — the correct fact and its look-alike options are easy to interchange. | 💎 PNC GK Pearl: Dausa → Mehandipur Balaji is in district</w:t>
       </w:r>
     </w:p>
     <w:p>
@@ -4939,7 +4939,7 @@
     </w:p>
     <w:p>
       <w:r>
-        <w:t>Solution: Dholpur-Karauli was notified as a tiger reserve in 2024.</w:t>
+        <w:t>Solution: ✅ Correct Answer: A. Dholpur-Karauli Tiger Reserve | 📰 Why: Dholpur-Karauli was notified as a tiger reserve in 2024. | ❌ Why Not Others? | B — Ranthambore: not the correct fact here | C — Sariska: not the correct fact here | D — Mukundra: not the correct fact here | ⚠️ Exam Trap: Read the exact question — the correct fact and its look-alike options are easy to interchange. | 💎 PNC CA Pearl: Dholpur-Karauli Tiger Reserve → Dholpur-Karauli was notified as a tiger reserve in 2024</w:t>
       </w:r>
     </w:p>
     <w:p>
@@ -4984,7 +4984,7 @@
     </w:p>
     <w:p>
       <w:r>
-        <w:t>Solution: Pulleys lift loads with mechanical advantage.</w:t>
+        <w:t>Solution: ✅ Correct Answer: A. Change the direction or magnitude of force | 🧠 Explanation: Pulleys lift loads with mechanical advantage. | ❌ Why Not Others? | B — Increase friction: not the correct fact here | C — Store energy: not the correct fact here | D — Cool machines: not the correct fact here | ⚠️ Exam Trap: Read the exact question — the correct fact and its look-alike options are easy to interchange. | 💎 PNC GK Pearl: Change the direction or magnitude of force → Pulleys lift loads with mechanical advantage</w:t>
       </w:r>
     </w:p>
     <w:p>
@@ -5029,7 +5029,7 @@
     </w:p>
     <w:p>
       <w:r>
-        <w:t>Solution: Litmus turns red in acids and blue in bases.</w:t>
+        <w:t>Solution: ✅ Correct Answer: A. Acidic solutions | 🧠 Explanation: Litmus turns red in acids and blue in bases. | ❌ Why Not Others? | B — Basic solutions: not the correct fact here | C — Neutral solutions: not the correct fact here | D — Water: Rawatbhata has nuclear and heavy water facilities. | ⚠️ Exam Trap: Read the exact question — the correct fact and its look-alike options are easy to interchange. | 💎 PNC GK Pearl: Acidic solutions → Litmus turns red in acids and blue in bases</w:t>
       </w:r>
     </w:p>
     <w:p>
@@ -5074,7 +5074,7 @@
     </w:p>
     <w:p>
       <w:r>
-        <w:t>Solution: The Chambal separates Rajasthan from MP.</w:t>
+        <w:t>Solution: ✅ Correct Answer: A. Madhya Pradesh | 🧠 Clinical Rationale: The Chambal separates Rajasthan from MP. | ❌ Why Not Others? | B — Punjab: The IGNP starts at Harike barrage on the Sutlej. | C — Gujarat: The Mahi reaches the Arabian Sea through Gujarat. | D — Haryana: BBBP was launched on 22 January 2015 at Panipat. | ⚠️ Exam Trap: Read the exact question — the correct fact and its look-alike options are easy to interchange. | 💎 PNC Pearl: Madhya Pradesh → The Chambal separates Rajasthan from MP</w:t>
       </w:r>
     </w:p>
     <w:p>
@@ -5119,7 +5119,7 @@
     </w:p>
     <w:p>
       <w:r>
-        <w:t>Solution: The IGNP starts at Harike barrage in Punjab and flows through Rajasthan.</w:t>
+        <w:t>Solution: ✅ Correct Answer: A. Harike barrage on the Sutlej (Punjab) | 🧠 Explanation: The IGNP starts at Harike barrage in Punjab and flows through Rajasthan. | ❌ Why Not Others? | B — Gandhi Sagar dam: Gandhi Sagar, Rana Pratap Sagar, and Jawahar Sagar dams are built on the Chambal. | C — Bhakra dam: not the correct fact here | D — Rana Pratap Sagar: not the correct fact here | ⚠️ Exam Trap: Read the exact question — the correct fact and its look-alike options are easy to interchange. | 💎 PNC GK Pearl: Harike barrage on the Sutlej (Punjab) → The IGNP starts at Harike barrage in Punjab and flows through Rajasthan</w:t>
       </w:r>
     </w:p>
     <w:p>
@@ -5164,7 +5164,7 @@
     </w:p>
     <w:p>
       <w:r>
-        <w:t>Solution: The 42nd Amendment added socialist and secular.</w:t>
+        <w:t>Solution: ✅ Correct Answer: A. Sovereign, Socialist, Secular, Democratic Republic | 🧠 Clinical Rationale: The 42nd Amendment added socialist and secular. | ❌ Why Not Others? | B — Only democratic: not the appropriate nursing action here | C — A monarchy: not the appropriate nursing action here | D — A theocracy: not the appropriate nursing action here | ⚠️ Exam Trap: Read the exact question — the correct fact and its look-alike options are easy to interchange. | 💎 PNC Pearl: Sovereign, Socialist, Secular, Democratic Republic → The 42nd Amendment added socialist and secular</w:t>
       </w:r>
     </w:p>
     <w:p>
@@ -5209,7 +5209,7 @@
     </w:p>
     <w:p>
       <w:r>
-        <w:t>Solution: A sphygmomanometer measures blood pressure; a barometer measures atmospheric pressure.</w:t>
+        <w:t>Solution: ✅ Correct Answer: A. Sphygmomanometer | 🧠 Explanation: A sphygmomanometer measures blood pressure; a barometer measures atmospheric pressure. | ❌ Why Not Others? | B — Stethoscope only: not the correct fact here | C — Barometer: A barometer measures atmospheric pressure; an anemometer measures wind speed. | D — Thermometer: not the correct fact here | ⚠️ Exam Trap: Read the exact question — the correct fact and its look-alike options are easy to interchange. | 💎 PNC GK Pearl: Sphygmomanometer → measures blood pressure; a barometer measures atmospheric pressure</w:t>
       </w:r>
     </w:p>
     <w:p>
@@ -5254,7 +5254,7 @@
     </w:p>
     <w:p>
       <w:r>
-        <w:t>Solution: NITI Aayog replaced the Planning Commission on 1 January 2015.</w:t>
+        <w:t>Solution: ✅ Correct Answer: A. NITI Aayog | 🧠 Explanation: NITI Aayog replaced the Planning Commission on 1 January 2015. | ❌ Why Not Others? | B — Finance Commission: not the correct fact here | C — Election Commission: not the correct fact here | D — UPSC: not the correct fact here | ⚠️ Exam Trap: Read the exact question — the correct fact and its look-alike options are easy to interchange. | 💎 PNC GK Pearl: NITI Aayog → replaced the Planning Commission 1 January 2015</w:t>
       </w:r>
     </w:p>
     <w:p>
@@ -5299,7 +5299,7 @@
     </w:p>
     <w:p>
       <w:r>
-        <w:t>Solution: Rajasthan has distinct indigenous camel breeds.</w:t>
+        <w:t>Solution: ✅ Correct Answer: A. Jaisalmeri, Bikaneri, and Marwari | 🧠 Explanation: Rajasthan has distinct indigenous camel breeds. | ❌ Why Not Others? | B — Dromedary only: not the correct fact here | C — Bactrian only: not the correct fact here | D — Wild only: not the correct fact here | ⚠️ Exam Trap: Read the exact question — the correct fact and its look-alike options are easy to interchange. | 💎 PNC GK Pearl: Jaisalmeri, Bikaneri, and Marwari → Rajasthan has distinct indigenous camel breeds</w:t>
       </w:r>
     </w:p>
     <w:p>
@@ -5344,7 +5344,7 @@
     </w:p>
     <w:p>
       <w:r>
-        <w:t>Solution: Chauth ka Barwara has the famous Gopinath temple.</w:t>
+        <w:t>Solution: ✅ Correct Answer: A. A royal temple and fort | 🧠 Explanation: Chauth ka Barwara has the famous Gopinath temple. | ❌ Why Not Others? | B — Salt: Pachpadra has a salt lake in Barmer. | C — Camel: Bikaner and the Thar are famed for camels. | D — Marble: Ranakpur's Adinath Jain temple, in marble with over 1400 carved pillars, is a marvel. | ⚠️ Exam Trap: Read the exact question — the correct fact and its look-alike options are easy to interchange. | 💎 PNC GK Pearl: A royal temple and fort → Chauth ka Barwara has the famous Gopinath temple</w:t>
       </w:r>
     </w:p>
     <w:p>
@@ -5389,7 +5389,7 @@
     </w:p>
     <w:p>
       <w:r>
-        <w:t>Solution: Jaipur is the Pink City.</w:t>
+        <w:t>Solution: ✅ Correct Answer: A. Jaipur | 🧠 Clinical Rationale: Jaipur is the Pink City. | ❌ Why Not Others? | B — Jodhpur: The Rajasthan High Court is in Jodhpur. | C — Udaipur: Is famous for its lakes. | D — Pushkar: Camel fair is internationally renowned. | ⚠️ Exam Trap: Nicknames/names are easy to interchange — match the exact entity asked in the question. | 💎 PNC Pearl: Jaipur → the Pink City</w:t>
       </w:r>
     </w:p>
     <w:p>
@@ -5434,7 +5434,7 @@
     </w:p>
     <w:p>
       <w:r>
-        <w:t>Solution: Illiterate means unable to read or write.</w:t>
+        <w:t>Solution: ✅ Correct Answer: A. Illiterate | 🧠 Grammar Rule: Illiterate means unable to read or write. | ❌ Why Not Others? | B — Ignorant: not the correct answer here | C — Immature: not the correct answer here | D — Innocent: not the correct answer here | ⚠️ Exam Trap: Read the exact question — the correct fact and its look-alike options are easy to interchange. | 📌 Rule to Remember: Illiterate → means unable to read or write</w:t>
       </w:r>
     </w:p>
     <w:p>
@@ -5479,7 +5479,7 @@
     </w:p>
     <w:p>
       <w:r>
-        <w:t>Solution: 'जीवन' का विलोम 'मृत्यु' है।</w:t>
+        <w:t>Solution: ✅ Correct Answer: A. मृत्यु | 🧠 Grammar Rule: 'जीवन' का विलोम 'मृत्यु' है। | ❌ Why Not Others? | B — जन्म: not the correct answer here | C — साँस: not the correct answer here | D — शरीर: not the correct answer here | ⚠️ Exam Trap: Read the exact question — the correct fact and its look-alike options are easy to interchange. | 📌 Rule to Remember: मृत्यु → जीवन' का विलोम ' ' है।</w:t>
       </w:r>
     </w:p>
     <w:p>
@@ -5524,7 +5524,7 @@
     </w:p>
     <w:p>
       <w:r>
-        <w:t>Solution: 'Discipline' is the correct spelling.</w:t>
+        <w:t>Solution: ✅ Correct Answer: A. Discipline | 🧠 Grammar Rule: 'Discipline' is the correct spelling. | ❌ Why Not Others? | B — Disipline: not the correct answer here | C — Discpline: not the correct answer here | D — Disciplin: not the correct answer here | ⚠️ Exam Trap: Don’t confuse "Discipline" with "Disciplin" — they look alike and are easy to interchange. | 📌 Rule to Remember: Discipline → the correct spelling</w:t>
       </w:r>
     </w:p>
     <w:p>
@@ -5569,7 +5569,7 @@
     </w:p>
     <w:p>
       <w:r>
-        <w:t>Solution: 'गिरि' पर्वत का पर्यायवाची है।</w:t>
+        <w:t>Solution: ✅ Correct Answer: A. गिरि | 🧠 Grammar Rule: 'गिरि' पर्वत का पर्यायवाची है। | ❌ Why Not Others? | B — सागर: 'महासागर' का पर्यायवाची 'सागर' है। | C — वन: not the correct answer here | D — क्षिति: 'क्षिति' पृथ्वी का पर्यायवाची है; गगन, अम्बर, व्योम आकाश के। | ⚠️ Exam Trap: Read the exact question — the correct fact and its look-alike options are easy to interchange. | 📌 Rule to Remember: गिरि → पर्वत का पर्यायवाची है।</w:t>
       </w:r>
     </w:p>
     <w:p>
@@ -5614,7 +5614,7 @@
     </w:p>
     <w:p>
       <w:r>
-        <w:t>Solution: 'Die of' a disease is correct.</w:t>
+        <w:t>Solution: ✅ Correct Answer: A. of | 🧠 Grammar Rule: 'Die of' a disease is correct. | ❌ Why Not Others? | B — from: We say 'suffer from' an illness. | C — with: 'Familiar with' is correct. | D — by: We say 'abide by' rules. | ⚠️ Exam Trap: Read the exact question — the correct fact and its look-alike options are easy to interchange. | 📌 Rule to Remember: of → Die ' a disease is correct</w:t>
       </w:r>
     </w:p>
     <w:p>
@@ -5659,7 +5659,7 @@
     </w:p>
     <w:p>
       <w:r>
-        <w:t>Solution: देव + ऋषि = देवर्षि; अ + ऋ = अर् — गुण संधि।</w:t>
+        <w:t>Solution: ✅ Correct Answer: A. गुण संधि | 🧠 Grammar Rule: देव + ऋषि = देवर्षि; अ + ऋ = अर् — गुण संधि। | ❌ Why Not Others? | B — दीर्घ संधि: विद्या + आलय = विद्यालय; आ + आ = आ (दीर्घ संधि)। | C — यण संधि: वि + आकरण = व्याकरण; इ + आ = या (यण संधि)। | D — वृद्धि संधि: सदा + एव = सदैव; आ + ए = ऐ (वृद्धि संधि)। | ⚠️ Exam Trap: Read the exact question — the correct fact and its look-alike options are easy to interchange. | 📌 Rule to Remember: गुण संधि → देव + ऋषि = देवर्षि; अ + ऋ = अर् — ।</w:t>
       </w:r>
     </w:p>
     <w:p>
@@ -5704,7 +5704,7 @@
     </w:p>
     <w:p>
       <w:r>
-        <w:t>Solution: It means something costs a great deal.</w:t>
+        <w:t>Solution: ✅ Correct Answer: A. To be very expensive | 🧠 Grammar Rule: It means something costs a great deal. | ❌ Why Not Others? | B — To be cheap: not the correct answer here | C — To be free: not the correct answer here | D — To be dangerous: not the correct answer here | ⚠️ Exam Trap: Read the exact question — the correct fact and its look-alike options are easy to interchange. | 📌 Rule to Remember: To be very expensive → It means something costs a great deal</w:t>
       </w:r>
     </w:p>
     <w:p>
@@ -5749,7 +5749,7 @@
     </w:p>
     <w:p>
       <w:r>
-        <w:t>Solution: इसका अर्थ है किसी बात का असर या प्रभाव पड़ना।</w:t>
+        <w:t>Solution: ✅ Correct Answer: A. प्रभाव पड़ना | 🧠 Grammar Rule: इसका अर्थ है किसी बात का असर या प्रभाव पड़ना। | ❌ Why Not Others? | B — सर्दी लगना: not the correct answer here | C — बीमार होना: not the correct answer here | D — उड़ जाना: not the correct answer here | ⚠️ Exam Trap: Read the exact question — the correct fact and its look-alike options are easy to interchange. | 📌 Rule to Remember: प्रभाव पड़ना → इसका अर्थ है किसी बात का असर या ।</w:t>
       </w:r>
     </w:p>
     <w:p>
@@ -5794,7 +5794,7 @@
     </w:p>
     <w:p>
       <w:r>
-        <w:t>Solution: राजा का पुत्र — संबंध तत्पुरुष समास।</w:t>
+        <w:t>Solution: ✅ Correct Answer: A. तत्पुरुष समास | 🧠 Grammar Rule: राजा का पुत्र — संबंध तत्पुरुष समास। | ❌ Why Not Others? | B — कर्मधारय समास: नील कमल (विशेषण-विशेष्य) — कर्मधारय समास। | C — द्विगु समास: पाँच वटों का समूह — संख्यावाचक विशेषण से द्विगु समास। | D — अव्ययीभाव समास: 'यथा' अव्यय के योग से अव्ययीभाव समास। | ⚠️ Exam Trap: Read the exact question — the correct fact and its look-alike options are easy to interchange. | 📌 Rule to Remember: तत्पुरुष समास → राजा का पुत्र — संबंध ।</w:t>
       </w:r>
     </w:p>
     <w:p>
@@ -5839,7 +5839,7 @@
     </w:p>
     <w:p>
       <w:r>
-        <w:t>Solution: 'दुर्बल' का अर्थ कमजोर है।</w:t>
+        <w:t>Solution: ✅ Correct Answer: A. कमजोर | 🧠 Grammar Rule: 'दुर्बल' का अर्थ कमजोर है। | ❌ Why Not Others? | B — बलवान: not the correct answer here | C — तेज: not the correct answer here | D — सुंदर: not the correct answer here | ⚠️ Exam Trap: Read the exact question — the correct fact and its look-alike options are easy to interchange. | 📌 Rule to Remember: कमजोर → दुर्बल' का अर्थ है।</w:t>
       </w:r>
     </w:p>
     <w:p>
@@ -5884,7 +5884,7 @@
     </w:p>
     <w:p>
       <w:r>
-        <w:t>Solution: A laundry is where clothes are washed.</w:t>
+        <w:t>Solution: ✅ Correct Answer: A. Laundry | 🧠 Grammar Rule: A laundry is where clothes are washed. | ❌ Why Not Others? | B — Kitchen: not the correct answer here | C — Pantry: not the correct answer here | D — Cellar: not the correct answer here | ⚠️ Exam Trap: Read the exact question — the correct fact and its look-alike options are easy to interchange. | 📌 Rule to Remember: Laundry → where clothes are washed</w:t>
       </w:r>
     </w:p>
     <w:p>
@@ -5929,7 +5929,7 @@
     </w:p>
     <w:p>
       <w:r>
-        <w:t>Solution: 'Parallel' has double l at the end.</w:t>
+        <w:t>Solution: ✅ Correct Answer: A. Parallel | 🧠 Grammar Rule: 'Parallel' has double l at the end. | ❌ Why Not Others? | B — Paralel: not the correct answer here | C — Parrallel: not the correct answer here | D — Parellel: not the correct answer here | ⚠️ Exam Trap: Read the exact question — the correct fact and its look-alike options are easy to interchange. | 📌 Rule to Remember: Parallel → has double l at the end</w:t>
       </w:r>
     </w:p>
     <w:p>
@@ -5974,7 +5974,7 @@
     </w:p>
     <w:p>
       <w:r>
-        <w:t>Solution: 'सागर' समुद्र का पर्यायवाची है।</w:t>
+        <w:t>Solution: ✅ Correct Answer: A. सागर | 🧠 Grammar Rule: 'सागर' समुद्र का पर्यायवाची है। | ❌ Why Not Others? | B — गिरि: 'पर्वत' का पर्यायवाची 'गिरि' है। | C — वन: not the correct answer here | D — मेघ: 'मेघ' बादल का पर्यायवाची है। | ⚠️ Exam Trap: Read the exact question — the correct fact and its look-alike options are easy to interchange. | 📌 Rule to Remember: सागर → समुद्र का पर्यायवाची है।</w:t>
       </w:r>
     </w:p>
     <w:p>
@@ -6019,7 +6019,7 @@
     </w:p>
     <w:p>
       <w:r>
-        <w:t>Solution: 'Mischievous' has no second 'i' after v.</w:t>
+        <w:t>Solution: ✅ Correct Answer: A. Mischievous | 🧠 Grammar Rule: 'Mischievous' has no second 'i' after v. | ❌ Why Not Others? | B — Mischievious: not the correct answer here | C — Mischevious: not the correct answer here | D — Mischeivous: not the correct answer here | ⚠️ Exam Trap: Read the exact question — the correct fact and its look-alike options are easy to interchange. | 📌 Rule to Remember: Mischievous → has no second 'i' after v</w:t>
       </w:r>
     </w:p>
     <w:p>
@@ -6064,7 +6064,7 @@
     </w:p>
     <w:p>
       <w:r>
-        <w:t>Solution: 'Pressure' is the correct noun.</w:t>
+        <w:t>Solution: ✅ Correct Answer: A. pressure | 🧠 Grammar Rule: 'Pressure' is the correct noun. | ❌ Why Not Others? | B — press: not the correct answer here | C — pressing: not the correct answer here | D — pressured: not the correct answer here | ⚠️ Exam Trap: Don’t confuse "pressure" with "press" — they look alike and are easy to interchange. | 📌 Rule to Remember: pressure → the correct noun</w:t>
       </w:r>
     </w:p>
     <w:p>
@@ -6109,7 +6109,7 @@
     </w:p>
     <w:p>
       <w:r>
-        <w:t>Solution: tar bundles files into archives (often with gzip).</w:t>
+        <w:t>Solution: ✅ Correct Answer: A. Archive and compress files | 🧠 Explanation: tar bundles files into archives (often with gzip). | ❌ Why Not Others? | B — Test memory: not the correct option here | C — Trace packets: not the correct option here | D — Time tasks: 'at' runs a job once at a given time. | ⚠️ Exam Trap: Read the exact question — the correct fact and its look-alike options are easy to interchange. | 💎 PNC Pearl: Archive and compress files → tar bundles files into archives (often with gzip)</w:t>
       </w:r>
     </w:p>
     <w:p>
@@ -6154,7 +6154,7 @@
     </w:p>
     <w:p>
       <w:r>
-        <w:t>Solution: HKLM stores local machine configuration.</w:t>
+        <w:t>Solution: ✅ Correct Answer: A. Machine-wide settings | 🧠 Explanation: HKLM stores local machine configuration. | ❌ Why Not Others? | B — Current user settings: HKCU stores the logged-in user's preferences. | C — Only fonts: not the correct option here | D — Only drivers: not the correct option here | ⚠️ Exam Trap: Read the exact question — the correct fact and its look-alike options are easy to interchange. | 💎 PNC Pearl: Machine-wide settings → HKLM stores local machine configuration</w:t>
       </w:r>
     </w:p>
     <w:p>
@@ -6199,7 +6199,7 @@
     </w:p>
     <w:p>
       <w:r>
-        <w:t>Solution: Harvard architecture uses separate paths for code and data.</w:t>
+        <w:t>Solution: ✅ Correct Answer: A. Separate memory and buses | 🧠 Explanation: Harvard architecture uses separate paths for code and data. | ❌ Why Not Others? | B — The same memory: Von Neumann stores instructions and data in one memory. | C — No memory: not the correct option here | D — Only cache: not the correct option here | ⚠️ Exam Trap: Read the exact question — the correct fact and its look-alike options are easy to interchange. | 💎 PNC Pearl: Separate memory and buses → Harvard architecture uses separate paths for code and data</w:t>
       </w:r>
     </w:p>
     <w:p>
@@ -6244,7 +6244,7 @@
     </w:p>
     <w:p>
       <w:r>
-        <w:t>Solution: DROP removes the table definition and data.</w:t>
+        <w:t>Solution: ✅ Correct Answer: A. DROP TABLE | 🧠 Explanation: DROP removes the table definition and data. | ❌ Why Not Others? | B — DELETE TABLE: not the correct option here | C — REMOVE TABLE: not the correct option here | D — ERASE TABLE: not the correct option here | ⚠️ Exam Trap: Read the exact question — the correct fact and its look-alike options are easy to interchange. | 💎 PNC Pearl: DROP TABLE → DROP removes the table definition and data</w:t>
       </w:r>
     </w:p>
     <w:p>
@@ -6289,7 +6289,7 @@
     </w:p>
     <w:p>
       <w:r>
-        <w:t>Solution: Encryption scrambles data into ciphertext using keys.</w:t>
+        <w:t>Solution: ✅ Correct Answer: A. Ciphertext | 🧠 Explanation: Encryption scrambles data into ciphertext using keys. | ❌ Why Not Others? | B — Plaintext: not the correct option here | C — Compressed text: not the correct option here | D — Binary only: not the correct option here | ⚠️ Exam Trap: Read the exact question — the correct fact and its look-alike options are easy to interchange. | 💎 PNC Pearl: Ciphertext → Encryption scrambles data into using keys</w:t>
       </w:r>
     </w:p>
     <w:p>
@@ -6334,7 +6334,7 @@
     </w:p>
     <w:p>
       <w:r>
-        <w:t>Solution: Single-layer DVDs hold about 4.7 GB; CDs hold 700 MB.</w:t>
+        <w:t>Solution: ✅ Correct Answer: A. 4.7 GB (single layer) | 🧠 Explanation: Single-layer DVDs hold about 4.7 GB; CDs hold 700 MB. | ❌ Why Not Others? | B — 700 MB: not the correct option here | C — 100 GB: not the correct option here | D — 1 TB: not the correct option here | ⚠️ Exam Trap: Read the exact question — the correct fact and its look-alike options are easy to interchange. | 💎 PNC Pearl: 4.7 GB (single layer) → Single-layer DVDs hold about 4.7 GB; CDs hold 700 MB</w:t>
       </w:r>
     </w:p>
     <w:p>
@@ -6379,7 +6379,7 @@
     </w:p>
     <w:p>
       <w:r>
-        <w:t>Solution: Frameworks (React, Django) speed development with structure.</w:t>
+        <w:t>Solution: ✅ Correct Answer: A. A reusable foundation of code and tools | 🧠 Explanation: Frameworks (React, Django) speed development with structure. | ❌ Why Not Others? | B — A hardware case: not the correct option here | C — A network cable: not the correct option here | D — A monitor stand: not the correct option here | ⚠️ Exam Trap: Read the exact question — the correct fact and its look-alike options are easy to interchange. | 💎 PNC Pearl: A reusable foundation of code and tools → Frameworks (React, Django) speed development with structure</w:t>
       </w:r>
     </w:p>
     <w:p>
@@ -6424,7 +6424,7 @@
     </w:p>
     <w:p>
       <w:r>
-        <w:t>Solution: Android is built on the open-source Linux kernel.</w:t>
+        <w:t>Solution: ✅ Correct Answer: A. Linux kernel | 🧠 Explanation: Android is built on the open-source Linux kernel. | ❌ Why Not Others? | B — Windows kernel: not the correct option here | C — macOS: not the correct option here | D — MS-DOS: not the correct option here | ⚠️ Exam Trap: Read the exact question — the correct fact and its look-alike options are easy to interchange. | 💎 PNC Pearl: Linux kernel → Android is built on the open-source</w:t>
       </w:r>
     </w:p>
     <w:p>
@@ -6469,7 +6469,7 @@
     </w:p>
     <w:p>
       <w:r>
-        <w:t>Solution: RJ45 connects to wired LAN networks.</w:t>
+        <w:t>Solution: ✅ Correct Answer: A. RJ45 | 🧠 Explanation: RJ45 connects to wired LAN networks. | ❌ Why Not Others? | B — USB: Pen drives are portable USB flash storage. | C — HDMI: not the correct option here | D — AUX: not the correct option here | ⚠️ Exam Trap: Read the exact question — the correct fact and its look-alike options are easy to interchange. | 💎 PNC Pearl: RJ45 → connects to wired LAN networks</w:t>
       </w:r>
     </w:p>
     <w:p>
@@ -6514,7 +6514,7 @@
     </w:p>
     <w:p>
       <w:r>
-        <w:t>Solution: Compilers translate entire programs to machine code.</w:t>
+        <w:t>Solution: ✅ Correct Answer: A. Machine code (in one go) | 🧠 Explanation: Compilers translate entire programs to machine code. | ❌ Why Not Others? | B — Bytecode always: not the correct option here | C — Assembly only: not the correct option here | D — Plain text: Notepad is a basic text editor. | ⚠️ Exam Trap: Read the exact question — the correct fact and its look-alike options are easy to interchange. | 💎 PNC Pearl: Machine code (in one go) → Compilers translate entire programs to machine code</w:t>
       </w:r>
     </w:p>
     <w:p>
@@ -6559,7 +6559,7 @@
     </w:p>
     <w:p>
       <w:r>
-        <w:t>Solution: JSON (JavaScript Object Notation) is a lightweight data format.</w:t>
+        <w:t>Solution: ✅ Correct Answer: A. Exchanging structured data | 🧠 Explanation: JSON (JavaScript Object Notation) is a lightweight data format. | ❌ Why Not Others? | B — Compressing videos: not the correct option here | C — Editing images: not the correct option here | D — Printing labels: not the correct option here | ⚠️ Exam Trap: Read the exact question — the correct fact and its look-alike options are easy to interchange. | 💎 PNC Pearl: Exchanging structured data → JSON (JavaScript Object Notation) is a lightweight data format</w:t>
       </w:r>
     </w:p>
     <w:p>
@@ -6604,7 +6604,7 @@
     </w:p>
     <w:p>
       <w:r>
-        <w:t>Solution: DISM repairs the Windows image and component store.</w:t>
+        <w:t>Solution: ✅ Correct Answer: A. Repair Windows system image | 🧠 Explanation: DISM repairs the Windows image and component store. | ❌ Why Not Others? | B — Clean the registry: not the correct option here | C — Update drivers: not the correct option here | D — Defragment: not the correct option here | ⚠️ Exam Trap: Read the exact question — the correct fact and its look-alike options are easy to interchange. | 💎 PNC Pearl: Repair Windows system image → DISM repairs the Windows image and component store</w:t>
       </w:r>
     </w:p>
     <w:p>
@@ -6649,7 +6649,7 @@
     </w:p>
     <w:p>
       <w:r>
-        <w:t>Solution: 20-24 inches (arm's length) with regular breaks reduces strain.</w:t>
+        <w:t>Solution: ✅ Correct Answer: A. About an arm's length | 🧠 Explanation: 20-24 inches (arm's length) with regular breaks reduces strain. | ❌ Why Not Others? | B — 5 cm: not the correct option here | C — As close as possible: not the correct option here | D — Across the room: not the correct option here | ⚠️ Exam Trap: Read the exact question — the correct fact and its look-alike options are easy to interchange. | 💎 PNC Pearl: About an arm's length → 20-24 inches (arm's length) with regular breaks reduces strain</w:t>
       </w:r>
     </w:p>
     <w:p>
@@ -6694,7 +6694,7 @@
     </w:p>
     <w:p>
       <w:r>
-        <w:t>Solution: PnP lets devices work immediately after connection.</w:t>
+        <w:t>Solution: ✅ Correct Answer: A. Automatic detection and setup of new devices | 🧠 Explanation: PnP lets devices work immediately after connection. | ❌ Why Not Others? | B — Manual driver installs only: not the correct option here | C — No new devices: not the correct option here | D — Only printers: not the correct option here | ⚠️ Exam Trap: Don’t confuse "Automatic detection and setup of new devices" with "No new devices" — they look alike and are easy to interchange. | 💎 PNC Pearl: Automatic detection and setup of new devices → PnP lets devices work immediately after connection</w:t>
       </w:r>
     </w:p>
     <w:p>
@@ -6739,7 +6739,7 @@
     </w:p>
     <w:p>
       <w:r>
-        <w:t>Solution: O(n), O(log n), etc., classify algorithm efficiency.</w:t>
+        <w:t>Solution: ✅ Correct Answer: A. Algorithm complexity growth | 🧠 Explanation: O(n), O(log n), etc., classify algorithm efficiency. | ❌ Why Not Others? | B — Screen size: not the correct option here | C — Battery life: not the correct option here | D — File count: not the correct option here | ⚠️ Exam Trap: Read the exact question — the correct fact and its look-alike options are easy to interchange. | 💎 PNC Pearl: Algorithm complexity growth → O(n), O(log n), etc., classify algorithm efficiency</w:t>
       </w:r>
     </w:p>
     <w:p>
